--- a/PROJET PHARMAPLUS.docx
+++ b/PROJET PHARMAPLUS.docx
@@ -43,16 +43,14 @@
         <w:rPr>
           <w:lang w:val="fr-FR"/>
         </w:rPr>
-        <w:t xml:space="preserve">-javascript de gestion d'une pharmacie. L'application doit avoir les options </w:t>
-      </w:r>
-      <w:proofErr w:type="gramStart"/>
+        <w:t xml:space="preserve">-javascript de gestion d'une pharmacie. L'application doit avoir </w:t>
+      </w:r>
       <w:r>
         <w:rPr>
           <w:lang w:val="fr-FR"/>
         </w:rPr>
-        <w:t>suivant:</w:t>
-      </w:r>
-      <w:proofErr w:type="gramEnd"/>
+        <w:t>les options suivantes :</w:t>
+      </w:r>
     </w:p>
     <w:p>
       <w:pPr>
@@ -68,28 +66,24 @@
         </w:rPr>
         <w:t xml:space="preserve">1. Dashboard : donne un aperçu des états de stocks, les alertes, les top x des ventes, top x des produits non vendu il y a longtemps, évolution des ventes (jour-7, par mois YTD), et autres que tu </w:t>
       </w:r>
-      <w:proofErr w:type="spellStart"/>
       <w:r>
         <w:rPr>
           <w:lang w:val="fr-FR"/>
         </w:rPr>
-        <w:t>juge</w:t>
-      </w:r>
-      <w:proofErr w:type="spellEnd"/>
+        <w:t>juges</w:t>
+      </w:r>
       <w:r>
         <w:rPr>
           <w:lang w:val="fr-FR"/>
         </w:rPr>
         <w:t xml:space="preserve"> utile pour un </w:t>
       </w:r>
-      <w:proofErr w:type="spellStart"/>
       <w:r>
         <w:rPr>
           <w:lang w:val="fr-FR"/>
         </w:rPr>
-        <w:t>dashboard</w:t>
-      </w:r>
-      <w:proofErr w:type="spellEnd"/>
+        <w:t>Dashboard</w:t>
+      </w:r>
       <w:r>
         <w:rPr>
           <w:lang w:val="fr-FR"/>
@@ -126,42 +120,36 @@
         </w:rPr>
         <w:t xml:space="preserve">3. </w:t>
       </w:r>
-      <w:proofErr w:type="spellStart"/>
       <w:r>
         <w:rPr>
           <w:lang w:val="fr-FR"/>
         </w:rPr>
-        <w:t>Prevision</w:t>
-      </w:r>
-      <w:proofErr w:type="spellEnd"/>
+        <w:t>Prévision</w:t>
+      </w:r>
       <w:r>
         <w:rPr>
           <w:lang w:val="fr-FR"/>
         </w:rPr>
         <w:t xml:space="preserve"> : un module spécialement pour des </w:t>
       </w:r>
-      <w:proofErr w:type="spellStart"/>
       <w:r>
         <w:rPr>
           <w:lang w:val="fr-FR"/>
         </w:rPr>
-        <w:t>previsions</w:t>
-      </w:r>
-      <w:proofErr w:type="spellEnd"/>
+        <w:t>prévisions</w:t>
+      </w:r>
       <w:r>
         <w:rPr>
           <w:lang w:val="fr-FR"/>
         </w:rPr>
         <w:t xml:space="preserve"> à long terme en se basant sur les statistiques des ventes. </w:t>
       </w:r>
-      <w:proofErr w:type="gramStart"/>
       <w:r>
         <w:rPr>
           <w:lang w:val="fr-FR"/>
         </w:rPr>
-        <w:t>faire</w:t>
-      </w:r>
-      <w:proofErr w:type="gramEnd"/>
+        <w:t>Faire</w:t>
+      </w:r>
       <w:r>
         <w:rPr>
           <w:lang w:val="fr-FR"/>
@@ -183,42 +171,36 @@
         </w:rPr>
         <w:t xml:space="preserve">4. Inventaire : ce module va permettre de créer </w:t>
       </w:r>
-      <w:proofErr w:type="gramStart"/>
       <w:r>
         <w:rPr>
           <w:lang w:val="fr-FR"/>
         </w:rPr>
-        <w:t>une inventaire</w:t>
-      </w:r>
-      <w:proofErr w:type="gramEnd"/>
+        <w:t>un inventaire</w:t>
+      </w:r>
       <w:r>
         <w:rPr>
           <w:lang w:val="fr-FR"/>
         </w:rPr>
         <w:t xml:space="preserve"> pour une </w:t>
       </w:r>
-      <w:proofErr w:type="spellStart"/>
       <w:r>
         <w:rPr>
           <w:lang w:val="fr-FR"/>
         </w:rPr>
-        <w:t>periode</w:t>
-      </w:r>
-      <w:proofErr w:type="spellEnd"/>
+        <w:t>période</w:t>
+      </w:r>
       <w:r>
         <w:rPr>
           <w:lang w:val="fr-FR"/>
         </w:rPr>
         <w:t xml:space="preserve"> donné, interroger les inventaires passés, comparer, imprimer (en </w:t>
       </w:r>
-      <w:proofErr w:type="spellStart"/>
       <w:r>
         <w:rPr>
           <w:lang w:val="fr-FR"/>
         </w:rPr>
-        <w:t>pdf</w:t>
-      </w:r>
-      <w:proofErr w:type="spellEnd"/>
+        <w:t>PDF</w:t>
+      </w:r>
       <w:r>
         <w:rPr>
           <w:lang w:val="fr-FR"/>
@@ -240,70 +222,60 @@
         </w:rPr>
         <w:t xml:space="preserve">5. Vente : permet de gérer les ventes. </w:t>
       </w:r>
-      <w:proofErr w:type="gramStart"/>
       <w:r>
         <w:rPr>
           <w:lang w:val="fr-FR"/>
         </w:rPr>
-        <w:t>un</w:t>
-      </w:r>
-      <w:proofErr w:type="gramEnd"/>
+        <w:t>Un</w:t>
+      </w:r>
       <w:r>
         <w:rPr>
           <w:lang w:val="fr-FR"/>
         </w:rPr>
         <w:t xml:space="preserve"> écran demandant le code du produit ou son nom et ajoute à la queue jusqu'à la validation de la commande et paiement. </w:t>
       </w:r>
-      <w:proofErr w:type="gramStart"/>
       <w:r>
         <w:rPr>
           <w:lang w:val="fr-FR"/>
         </w:rPr>
-        <w:t>une</w:t>
-      </w:r>
-      <w:proofErr w:type="gramEnd"/>
+        <w:t>Une</w:t>
+      </w:r>
       <w:r>
         <w:rPr>
           <w:lang w:val="fr-FR"/>
         </w:rPr>
-        <w:t xml:space="preserve"> commande en cours peut être mis en pause et repris </w:t>
-      </w:r>
-      <w:proofErr w:type="spellStart"/>
+        <w:t xml:space="preserve"> commande en cours peut être mis en pause et repris plu</w:t>
+      </w:r>
       <w:r>
         <w:rPr>
           <w:lang w:val="fr-FR"/>
         </w:rPr>
-        <w:t>plutard</w:t>
-      </w:r>
-      <w:proofErr w:type="spellEnd"/>
+        <w:t xml:space="preserve">s </w:t>
+      </w:r>
       <w:r>
         <w:rPr>
           <w:lang w:val="fr-FR"/>
         </w:rPr>
-        <w:t xml:space="preserve">. On peut aussi retirer un article de la commande avant paiement, tout comme modifier la quantité (mais seul un utilisateur autorisé comme Admin peut le faire). </w:t>
-      </w:r>
-      <w:proofErr w:type="gramStart"/>
+        <w:t xml:space="preserve">tard. On peut aussi retirer un article de la commande avant paiement, tout comme modifier la quantité (mais seul un utilisateur autorisé comme Admin peut le faire). </w:t>
+      </w:r>
       <w:r>
         <w:rPr>
           <w:lang w:val="fr-FR"/>
         </w:rPr>
-        <w:t>permettre</w:t>
-      </w:r>
-      <w:proofErr w:type="gramEnd"/>
+        <w:t>Permettre</w:t>
+      </w:r>
       <w:r>
         <w:rPr>
           <w:lang w:val="fr-FR"/>
         </w:rPr>
         <w:t xml:space="preserve">, si possible, de </w:t>
       </w:r>
-      <w:proofErr w:type="spellStart"/>
       <w:r>
         <w:rPr>
           <w:lang w:val="fr-FR"/>
         </w:rPr>
-        <w:t>scaner</w:t>
-      </w:r>
-      <w:proofErr w:type="spellEnd"/>
+        <w:t>scanner</w:t>
+      </w:r>
       <w:r>
         <w:rPr>
           <w:lang w:val="fr-FR"/>
@@ -325,28 +297,24 @@
         </w:rPr>
         <w:t xml:space="preserve">5. Gestion Produit : module spécialement pour la gestion des produits (CRUD), impression </w:t>
       </w:r>
-      <w:proofErr w:type="gramStart"/>
       <w:r>
         <w:rPr>
           <w:lang w:val="fr-FR"/>
         </w:rPr>
-        <w:t>des liste</w:t>
-      </w:r>
-      <w:proofErr w:type="gramEnd"/>
+        <w:t>des listes</w:t>
+      </w:r>
       <w:r>
         <w:rPr>
           <w:lang w:val="fr-FR"/>
         </w:rPr>
         <w:t xml:space="preserve">, etc. </w:t>
       </w:r>
-      <w:proofErr w:type="spellStart"/>
       <w:r>
         <w:rPr>
           <w:lang w:val="fr-FR"/>
         </w:rPr>
-        <w:t>prevoir</w:t>
-      </w:r>
-      <w:proofErr w:type="spellEnd"/>
+        <w:t>prévoir</w:t>
+      </w:r>
       <w:r>
         <w:rPr>
           <w:lang w:val="fr-FR"/>
@@ -368,14 +336,12 @@
         </w:rPr>
         <w:t xml:space="preserve">6. Gestion des </w:t>
       </w:r>
-      <w:proofErr w:type="gramStart"/>
       <w:r>
         <w:rPr>
           <w:lang w:val="fr-FR"/>
         </w:rPr>
-        <w:t>utilisateurs:</w:t>
-      </w:r>
-      <w:proofErr w:type="gramEnd"/>
+        <w:t>utilisateurs :</w:t>
+      </w:r>
       <w:r>
         <w:rPr>
           <w:lang w:val="fr-FR"/>
@@ -397,50 +363,36 @@
         </w:rPr>
         <w:t xml:space="preserve">7. </w:t>
       </w:r>
-      <w:proofErr w:type="spellStart"/>
-      <w:proofErr w:type="gramStart"/>
       <w:r>
         <w:rPr>
           <w:lang w:val="fr-FR"/>
         </w:rPr>
-        <w:t>Paramettre</w:t>
-      </w:r>
-      <w:proofErr w:type="spellEnd"/>
+        <w:t>Paramètre :</w:t>
+      </w:r>
       <w:r>
         <w:rPr>
           <w:lang w:val="fr-FR"/>
         </w:rPr>
-        <w:t>:</w:t>
-      </w:r>
-      <w:proofErr w:type="gramEnd"/>
+        <w:t xml:space="preserve"> un module qui peut contenir </w:t>
+      </w:r>
       <w:r>
         <w:rPr>
           <w:lang w:val="fr-FR"/>
         </w:rPr>
-        <w:t xml:space="preserve"> un module qui peut contenir des </w:t>
-      </w:r>
-      <w:proofErr w:type="spellStart"/>
+        <w:t>des paramètres modifiables</w:t>
+      </w:r>
       <w:r>
         <w:rPr>
           <w:lang w:val="fr-FR"/>
         </w:rPr>
-        <w:t>paramettres</w:t>
-      </w:r>
-      <w:proofErr w:type="spellEnd"/>
+        <w:t xml:space="preserve"> comme le type de sortie des rapports, </w:t>
+      </w:r>
       <w:r>
         <w:rPr>
           <w:lang w:val="fr-FR"/>
         </w:rPr>
-        <w:t xml:space="preserve"> modifiable comme le type de sortie des rapports, </w:t>
-      </w:r>
-      <w:proofErr w:type="spellStart"/>
-      <w:r>
-        <w:rPr>
-          <w:lang w:val="fr-FR"/>
-        </w:rPr>
-        <w:t>etc</w:t>
-      </w:r>
-      <w:proofErr w:type="spellEnd"/>
+        <w:t>etc.</w:t>
+      </w:r>
     </w:p>
     <w:p>
       <w:pPr>
@@ -465,33 +417,29 @@
         </w:rPr>
         <w:t xml:space="preserve">* L'application doit être responsive. </w:t>
       </w:r>
-      <w:proofErr w:type="gramStart"/>
       <w:r>
         <w:rPr>
           <w:lang w:val="fr-FR"/>
         </w:rPr>
-        <w:t>s'adapter</w:t>
-      </w:r>
-      <w:proofErr w:type="gramEnd"/>
+        <w:t>S’adapter</w:t>
+      </w:r>
       <w:r>
         <w:rPr>
           <w:lang w:val="fr-FR"/>
         </w:rPr>
-        <w:t xml:space="preserve"> aux </w:t>
-      </w:r>
-      <w:proofErr w:type="spellStart"/>
+        <w:t xml:space="preserve"> </w:t>
+      </w:r>
       <w:r>
         <w:rPr>
           <w:lang w:val="fr-FR"/>
         </w:rPr>
-        <w:t>telephone</w:t>
-      </w:r>
-      <w:proofErr w:type="spellEnd"/>
+        <w:t>aux téléphones mobiles</w:t>
+      </w:r>
       <w:r>
         <w:rPr>
           <w:lang w:val="fr-FR"/>
         </w:rPr>
-        <w:t xml:space="preserve"> mobile aussi.</w:t>
+        <w:t xml:space="preserve"> aussi.</w:t>
       </w:r>
     </w:p>
     <w:p>
@@ -523,56 +471,48 @@
         </w:rPr>
         <w:t xml:space="preserve">* L'application doit tourner sur une </w:t>
       </w:r>
-      <w:proofErr w:type="spellStart"/>
       <w:r>
         <w:rPr>
           <w:lang w:val="fr-FR"/>
         </w:rPr>
-        <w:t>fenetre</w:t>
-      </w:r>
-      <w:proofErr w:type="spellEnd"/>
+        <w:t>fenêtre</w:t>
+      </w:r>
       <w:r>
         <w:rPr>
           <w:lang w:val="fr-FR"/>
         </w:rPr>
         <w:t xml:space="preserve"> unique sauf </w:t>
       </w:r>
-      <w:proofErr w:type="gramStart"/>
       <w:r>
         <w:rPr>
           <w:lang w:val="fr-FR"/>
         </w:rPr>
-        <w:t>les impression</w:t>
-      </w:r>
-      <w:proofErr w:type="gramEnd"/>
+        <w:t>les impressions</w:t>
+      </w:r>
       <w:r>
         <w:rPr>
           <w:lang w:val="fr-FR"/>
         </w:rPr>
         <w:t xml:space="preserve"> dont l'</w:t>
       </w:r>
-      <w:proofErr w:type="spellStart"/>
       <w:r>
         <w:rPr>
           <w:lang w:val="fr-FR"/>
         </w:rPr>
-        <w:t>apercu</w:t>
-      </w:r>
-      <w:proofErr w:type="spellEnd"/>
+        <w:t>aperçu</w:t>
+      </w:r>
       <w:r>
         <w:rPr>
           <w:lang w:val="fr-FR"/>
         </w:rPr>
         <w:t xml:space="preserve"> s'ouvre sur une nouvelle </w:t>
       </w:r>
-      <w:proofErr w:type="spellStart"/>
       <w:r>
         <w:rPr>
           <w:lang w:val="fr-FR"/>
         </w:rPr>
-        <w:t>fenetre</w:t>
-      </w:r>
-      <w:proofErr w:type="spellEnd"/>
+        <w:t>fenêtre</w:t>
+      </w:r>
     </w:p>
     <w:p>
       <w:pPr>
@@ -588,56 +528,48 @@
         </w:rPr>
         <w:t>* l'entête de la page doit donner le nom de l'utilisateur connecté, la date en temps réel ainsi que l'</w:t>
       </w:r>
-      <w:proofErr w:type="spellStart"/>
       <w:r>
         <w:rPr>
           <w:lang w:val="fr-FR"/>
         </w:rPr>
-        <w:t>icone</w:t>
-      </w:r>
-      <w:proofErr w:type="spellEnd"/>
+        <w:t>icône</w:t>
+      </w:r>
       <w:r>
         <w:rPr>
           <w:lang w:val="fr-FR"/>
         </w:rPr>
-        <w:t xml:space="preserve"> de l'utilisateur qui lorsqu'on clique donne les </w:t>
-      </w:r>
-      <w:proofErr w:type="gramStart"/>
+        <w:t xml:space="preserve"> de l'utilisateur qui lorsqu'on clique donne les option</w:t>
+      </w:r>
       <w:r>
         <w:rPr>
           <w:lang w:val="fr-FR"/>
         </w:rPr>
-        <w:t>option:</w:t>
-      </w:r>
-      <w:proofErr w:type="gramEnd"/>
+        <w:t xml:space="preserve">s </w:t>
+      </w:r>
       <w:r>
         <w:rPr>
           <w:lang w:val="fr-FR"/>
         </w:rPr>
-        <w:t xml:space="preserve"> </w:t>
-      </w:r>
-      <w:proofErr w:type="spellStart"/>
+        <w:t xml:space="preserve">: </w:t>
+      </w:r>
       <w:r>
         <w:rPr>
           <w:lang w:val="fr-FR"/>
         </w:rPr>
-        <w:t>deconnexion</w:t>
-      </w:r>
-      <w:proofErr w:type="spellEnd"/>
+        <w:t>déconnexion</w:t>
+      </w:r>
       <w:r>
         <w:rPr>
           <w:lang w:val="fr-FR"/>
         </w:rPr>
-        <w:t xml:space="preserve">, voir le profil, </w:t>
-      </w:r>
-      <w:proofErr w:type="spellStart"/>
+        <w:t>, voir le profil, etc</w:t>
+      </w:r>
       <w:r>
         <w:rPr>
           <w:lang w:val="fr-FR"/>
         </w:rPr>
-        <w:t>etc</w:t>
-      </w:r>
-      <w:proofErr w:type="spellEnd"/>
+        <w:t>.</w:t>
+      </w:r>
     </w:p>
     <w:p>
       <w:pPr>
@@ -668,42 +600,36 @@
         </w:rPr>
         <w:t xml:space="preserve">* L'application doit </w:t>
       </w:r>
-      <w:proofErr w:type="spellStart"/>
       <w:r>
         <w:rPr>
           <w:lang w:val="fr-FR"/>
         </w:rPr>
-        <w:t>allerter</w:t>
-      </w:r>
-      <w:proofErr w:type="spellEnd"/>
+        <w:t>alerter</w:t>
+      </w:r>
       <w:r>
         <w:rPr>
           <w:lang w:val="fr-FR"/>
         </w:rPr>
         <w:t xml:space="preserve"> lorsque la date de </w:t>
       </w:r>
-      <w:proofErr w:type="spellStart"/>
       <w:r>
         <w:rPr>
           <w:lang w:val="fr-FR"/>
         </w:rPr>
-        <w:t>péromption</w:t>
-      </w:r>
-      <w:proofErr w:type="spellEnd"/>
+        <w:t>péremption</w:t>
+      </w:r>
       <w:r>
         <w:rPr>
           <w:lang w:val="fr-FR"/>
         </w:rPr>
         <w:t xml:space="preserve"> arrive à terme. Il doit y avoir un </w:t>
       </w:r>
-      <w:proofErr w:type="spellStart"/>
       <w:r>
         <w:rPr>
           <w:lang w:val="fr-FR"/>
         </w:rPr>
-        <w:t>paramettre</w:t>
-      </w:r>
-      <w:proofErr w:type="spellEnd"/>
+        <w:t>paramètre</w:t>
+      </w:r>
       <w:r>
         <w:rPr>
           <w:lang w:val="fr-FR"/>
@@ -726,42 +652,36 @@
         <w:lastRenderedPageBreak/>
         <w:t xml:space="preserve">* L'application doit permettre l'impression des étiquettes à code </w:t>
       </w:r>
-      <w:proofErr w:type="gramStart"/>
       <w:r>
         <w:rPr>
           <w:lang w:val="fr-FR"/>
         </w:rPr>
-        <w:t>barre(</w:t>
-      </w:r>
-      <w:proofErr w:type="gramEnd"/>
+        <w:t>barre (</w:t>
+      </w:r>
       <w:r>
         <w:rPr>
           <w:lang w:val="fr-FR"/>
         </w:rPr>
         <w:t xml:space="preserve">avec </w:t>
       </w:r>
-      <w:proofErr w:type="spellStart"/>
       <w:r>
         <w:rPr>
           <w:lang w:val="fr-FR"/>
         </w:rPr>
-        <w:t>numero</w:t>
-      </w:r>
-      <w:proofErr w:type="spellEnd"/>
+        <w:t>numéro</w:t>
+      </w:r>
       <w:r>
         <w:rPr>
           <w:lang w:val="fr-FR"/>
         </w:rPr>
         <w:t xml:space="preserve">). </w:t>
       </w:r>
-      <w:proofErr w:type="gramStart"/>
       <w:r>
         <w:rPr>
           <w:lang w:val="fr-FR"/>
         </w:rPr>
-        <w:t>l'étiquette</w:t>
-      </w:r>
-      <w:proofErr w:type="gramEnd"/>
+        <w:t>L’étiquette</w:t>
+      </w:r>
       <w:r>
         <w:rPr>
           <w:lang w:val="fr-FR"/>
@@ -811,28 +731,24 @@
         </w:rPr>
         <w:t xml:space="preserve">* Le produit doit avoir son id ainsi que le code de l'étiquette (qui permet de différencier les produits selon les dates d'entrée et ainsi gérer </w:t>
       </w:r>
-      <w:proofErr w:type="gramStart"/>
       <w:r>
         <w:rPr>
           <w:lang w:val="fr-FR"/>
         </w:rPr>
-        <w:t>différents date</w:t>
-      </w:r>
-      <w:proofErr w:type="gramEnd"/>
+        <w:t>différentes dates</w:t>
+      </w:r>
       <w:r>
         <w:rPr>
           <w:lang w:val="fr-FR"/>
         </w:rPr>
         <w:t xml:space="preserve"> de </w:t>
       </w:r>
-      <w:proofErr w:type="spellStart"/>
       <w:r>
         <w:rPr>
           <w:lang w:val="fr-FR"/>
         </w:rPr>
-        <w:t>peromptions</w:t>
-      </w:r>
-      <w:proofErr w:type="spellEnd"/>
+        <w:t>péremptions</w:t>
+      </w:r>
       <w:r>
         <w:rPr>
           <w:lang w:val="fr-FR"/>
@@ -854,14 +770,12 @@
         </w:rPr>
         <w:t>* Pour modifier/supprimer les informations d'un produit, il faut entrer le code de modification (</w:t>
       </w:r>
-      <w:proofErr w:type="spellStart"/>
       <w:r>
         <w:rPr>
           <w:lang w:val="fr-FR"/>
         </w:rPr>
-        <w:t>reservé</w:t>
-      </w:r>
-      <w:proofErr w:type="spellEnd"/>
+        <w:t>réservé</w:t>
+      </w:r>
       <w:r>
         <w:rPr>
           <w:lang w:val="fr-FR"/>
@@ -897,14 +811,12 @@
         </w:rPr>
         <w:t xml:space="preserve"> Ventes, Stock, Opérations divers. Par </w:t>
       </w:r>
-      <w:proofErr w:type="spellStart"/>
       <w:r>
         <w:rPr>
           <w:lang w:val="fr-FR"/>
         </w:rPr>
-        <w:t>periode</w:t>
-      </w:r>
-      <w:proofErr w:type="spellEnd"/>
+        <w:t>période</w:t>
+      </w:r>
       <w:r>
         <w:rPr>
           <w:lang w:val="fr-FR"/>
@@ -3118,6 +3030,61 @@
     </w:p>
     <w:p>
       <w:pPr>
+        <w:spacing w:before="100" w:beforeAutospacing="1" w:after="100" w:afterAutospacing="1" w:line="240" w:lineRule="auto"/>
+        <w:rPr>
+          <w:rFonts w:ascii="Times New Roman" w:eastAsia="Times New Roman" w:hAnsi="Times New Roman" w:cs="Times New Roman"/>
+          <w:kern w:val="0"/>
+          <w:lang w:eastAsia="fr-CA"/>
+          <w14:ligatures w14:val="none"/>
+        </w:rPr>
+      </w:pPr>
+      <w:r>
+        <w:rPr>
+          <w:rFonts w:ascii="Times New Roman" w:eastAsia="Times New Roman" w:hAnsi="Times New Roman" w:cs="Times New Roman"/>
+          <w:noProof/>
+          <w:kern w:val="0"/>
+          <w:lang w:eastAsia="fr-CA"/>
+          <w14:ligatures w14:val="none"/>
+        </w:rPr>
+        <w:drawing>
+          <wp:inline distT="0" distB="0" distL="0" distR="0" wp14:anchorId="3C917858" wp14:editId="777B7FE2">
+            <wp:extent cx="5486400" cy="3164840"/>
+            <wp:effectExtent l="0" t="0" r="0" b="0"/>
+            <wp:docPr id="776997533" name="Image 1" descr="Une image contenant texte, diagramme, capture d’écran, ligne&#10;&#10;Le contenu généré par l’IA peut être incorrect."/>
+            <wp:cNvGraphicFramePr>
+              <a:graphicFrameLocks xmlns:a="http://schemas.openxmlformats.org/drawingml/2006/main" noChangeAspect="1"/>
+            </wp:cNvGraphicFramePr>
+            <a:graphic xmlns:a="http://schemas.openxmlformats.org/drawingml/2006/main">
+              <a:graphicData uri="http://schemas.openxmlformats.org/drawingml/2006/picture">
+                <pic:pic xmlns:pic="http://schemas.openxmlformats.org/drawingml/2006/picture">
+                  <pic:nvPicPr>
+                    <pic:cNvPr id="776997533" name="Image 1" descr="Une image contenant texte, diagramme, capture d’écran, ligne&#10;&#10;Le contenu généré par l’IA peut être incorrect."/>
+                    <pic:cNvPicPr/>
+                  </pic:nvPicPr>
+                  <pic:blipFill>
+                    <a:blip r:embed="rId5"/>
+                    <a:stretch>
+                      <a:fillRect/>
+                    </a:stretch>
+                  </pic:blipFill>
+                  <pic:spPr>
+                    <a:xfrm>
+                      <a:off x="0" y="0"/>
+                      <a:ext cx="5486400" cy="3164840"/>
+                    </a:xfrm>
+                    <a:prstGeom prst="rect">
+                      <a:avLst/>
+                    </a:prstGeom>
+                  </pic:spPr>
+                </pic:pic>
+              </a:graphicData>
+            </a:graphic>
+          </wp:inline>
+        </w:drawing>
+      </w:r>
+    </w:p>
+    <w:p>
+      <w:pPr>
         <w:spacing w:after="0" w:line="240" w:lineRule="auto"/>
         <w:rPr>
           <w:rFonts w:ascii="Times New Roman" w:eastAsia="Times New Roman" w:hAnsi="Times New Roman" w:cs="Times New Roman"/>
@@ -3134,7 +3101,7 @@
           <w14:ligatures w14:val="none"/>
         </w:rPr>
         <w:pict w14:anchorId="5174D3EB">
-          <v:rect id="_x0000_i1043" style="width:0;height:1.5pt" o:hralign="center" o:hrstd="t" o:hr="t" fillcolor="#a0a0a0" stroked="f"/>
+          <v:rect id="_x0000_i1025" style="width:0;height:1.5pt" o:hralign="center" o:hrstd="t" o:hr="t" fillcolor="#a0a0a0" stroked="f"/>
         </w:pict>
       </w:r>
     </w:p>
@@ -3164,6 +3131,7 @@
           <w:lang w:eastAsia="fr-CA"/>
           <w14:ligatures w14:val="none"/>
         </w:rPr>
+        <w:lastRenderedPageBreak/>
         <w:t>Représentation du modèle relationnel (Diagramme)</w:t>
       </w:r>
     </w:p>
@@ -4079,7 +4047,6 @@
           <w:lang w:eastAsia="fr-CA"/>
           <w14:ligatures w14:val="none"/>
         </w:rPr>
-        <w:lastRenderedPageBreak/>
         <w:t>date</w:t>
       </w:r>
       <w:proofErr w:type="gramEnd"/>
@@ -5818,6 +5785,7 @@
           <w:lang w:eastAsia="fr-CA"/>
           <w14:ligatures w14:val="none"/>
         </w:rPr>
+        <w:lastRenderedPageBreak/>
         <w:t>email</w:t>
       </w:r>
       <w:proofErr w:type="gramEnd"/>
@@ -5943,7 +5911,7 @@
           <w14:ligatures w14:val="none"/>
         </w:rPr>
         <w:pict w14:anchorId="09F2BA3D">
-          <v:rect id="_x0000_i1044" style="width:0;height:1.5pt" o:hralign="center" o:hrstd="t" o:hr="t" fillcolor="#a0a0a0" stroked="f"/>
+          <v:rect id="_x0000_i1026" style="width:0;height:1.5pt" o:hralign="center" o:hrstd="t" o:hr="t" fillcolor="#a0a0a0" stroked="f"/>
         </w:pict>
       </w:r>
     </w:p>
@@ -6257,17 +6225,7 @@
           <w14:ligatures w14:val="none"/>
         </w:rPr>
         <w:br/>
-        <w:t xml:space="preserve">Chaque lot de stock peut subir plusieurs mouvements (entrées lors </w:t>
-      </w:r>
-      <w:r>
-        <w:rPr>
-          <w:rFonts w:ascii="Times New Roman" w:eastAsia="Times New Roman" w:hAnsi="Times New Roman" w:cs="Times New Roman"/>
-          <w:kern w:val="0"/>
-          <w:lang w:eastAsia="fr-CA"/>
-          <w14:ligatures w14:val="none"/>
-        </w:rPr>
-        <w:lastRenderedPageBreak/>
-        <w:t>d'approvisionnements, sorties lors de ventes). Chaque mouvement est tracé avec un lien vers l'utilisateur qui a effectué l'opération.</w:t>
+        <w:t>Chaque lot de stock peut subir plusieurs mouvements (entrées lors d'approvisionnements, sorties lors de ventes). Chaque mouvement est tracé avec un lien vers l'utilisateur qui a effectué l'opération.</w:t>
       </w:r>
     </w:p>
     <w:p>
@@ -6469,7 +6427,7 @@
           <w14:ligatures w14:val="none"/>
         </w:rPr>
         <w:pict w14:anchorId="3FDF5DCC">
-          <v:rect id="_x0000_i1045" style="width:0;height:1.5pt" o:hralign="center" o:hrstd="t" o:hr="t" fillcolor="#a0a0a0" stroked="f"/>
+          <v:rect id="_x0000_i1027" style="width:0;height:1.5pt" o:hralign="center" o:hrstd="t" o:hr="t" fillcolor="#a0a0a0" stroked="f"/>
         </w:pict>
       </w:r>
     </w:p>
@@ -12289,7 +12247,7 @@
           <w14:ligatures w14:val="none"/>
         </w:rPr>
         <w:pict w14:anchorId="168084FD">
-          <v:rect id="_x0000_i1049" style="width:0;height:1.5pt" o:hralign="center" o:hrstd="t" o:hr="t" fillcolor="#a0a0a0" stroked="f"/>
+          <v:rect id="_x0000_i1028" style="width:0;height:1.5pt" o:hralign="center" o:hrstd="t" o:hr="t" fillcolor="#a0a0a0" stroked="f"/>
         </w:pict>
       </w:r>
     </w:p>
@@ -15080,16 +15038,29 @@
         <w:t xml:space="preserve">WHERE </w:t>
       </w:r>
       <w:proofErr w:type="spellStart"/>
-      <w:r>
-        <w:rPr>
-          <w:rFonts w:ascii="Courier New" w:eastAsia="Times New Roman" w:hAnsi="Courier New" w:cs="Courier New"/>
-          <w:kern w:val="0"/>
-          <w:sz w:val="20"/>
-          <w:szCs w:val="20"/>
-          <w:lang w:val="en-US" w:eastAsia="fr-CA"/>
-          <w14:ligatures w14:val="none"/>
-        </w:rPr>
-        <w:t>V.date_vente</w:t>
+      <w:proofErr w:type="gramStart"/>
+      <w:r>
+        <w:rPr>
+          <w:rFonts w:ascii="Courier New" w:eastAsia="Times New Roman" w:hAnsi="Courier New" w:cs="Courier New"/>
+          <w:kern w:val="0"/>
+          <w:sz w:val="20"/>
+          <w:szCs w:val="20"/>
+          <w:lang w:val="en-US" w:eastAsia="fr-CA"/>
+          <w14:ligatures w14:val="none"/>
+        </w:rPr>
+        <w:t>V.date</w:t>
+      </w:r>
+      <w:proofErr w:type="gramEnd"/>
+      <w:r>
+        <w:rPr>
+          <w:rFonts w:ascii="Courier New" w:eastAsia="Times New Roman" w:hAnsi="Courier New" w:cs="Courier New"/>
+          <w:kern w:val="0"/>
+          <w:sz w:val="20"/>
+          <w:szCs w:val="20"/>
+          <w:lang w:val="en-US" w:eastAsia="fr-CA"/>
+          <w14:ligatures w14:val="none"/>
+        </w:rPr>
+        <w:t>_vente</w:t>
       </w:r>
       <w:proofErr w:type="spellEnd"/>
       <w:r>
@@ -15146,16 +15117,29 @@
         <w:t>GROUP BY DATE(</w:t>
       </w:r>
       <w:proofErr w:type="spellStart"/>
-      <w:r>
-        <w:rPr>
-          <w:rFonts w:ascii="Courier New" w:eastAsia="Times New Roman" w:hAnsi="Courier New" w:cs="Courier New"/>
-          <w:kern w:val="0"/>
-          <w:sz w:val="20"/>
-          <w:szCs w:val="20"/>
-          <w:lang w:val="en-US" w:eastAsia="fr-CA"/>
-          <w14:ligatures w14:val="none"/>
-        </w:rPr>
-        <w:t>V.date_vente</w:t>
+      <w:proofErr w:type="gramStart"/>
+      <w:r>
+        <w:rPr>
+          <w:rFonts w:ascii="Courier New" w:eastAsia="Times New Roman" w:hAnsi="Courier New" w:cs="Courier New"/>
+          <w:kern w:val="0"/>
+          <w:sz w:val="20"/>
+          <w:szCs w:val="20"/>
+          <w:lang w:val="en-US" w:eastAsia="fr-CA"/>
+          <w14:ligatures w14:val="none"/>
+        </w:rPr>
+        <w:t>V.date</w:t>
+      </w:r>
+      <w:proofErr w:type="gramEnd"/>
+      <w:r>
+        <w:rPr>
+          <w:rFonts w:ascii="Courier New" w:eastAsia="Times New Roman" w:hAnsi="Courier New" w:cs="Courier New"/>
+          <w:kern w:val="0"/>
+          <w:sz w:val="20"/>
+          <w:szCs w:val="20"/>
+          <w:lang w:val="en-US" w:eastAsia="fr-CA"/>
+          <w14:ligatures w14:val="none"/>
+        </w:rPr>
+        <w:t>_vente</w:t>
       </w:r>
       <w:proofErr w:type="spellEnd"/>
       <w:r>
@@ -15579,16 +15563,29 @@
         <w:t>WHERE YEAR(</w:t>
       </w:r>
       <w:proofErr w:type="spellStart"/>
-      <w:r>
-        <w:rPr>
-          <w:rFonts w:ascii="Courier New" w:eastAsia="Times New Roman" w:hAnsi="Courier New" w:cs="Courier New"/>
-          <w:kern w:val="0"/>
-          <w:sz w:val="20"/>
-          <w:szCs w:val="20"/>
-          <w:lang w:val="en-US" w:eastAsia="fr-CA"/>
-          <w14:ligatures w14:val="none"/>
-        </w:rPr>
-        <w:t>V.date_vente</w:t>
+      <w:proofErr w:type="gramStart"/>
+      <w:r>
+        <w:rPr>
+          <w:rFonts w:ascii="Courier New" w:eastAsia="Times New Roman" w:hAnsi="Courier New" w:cs="Courier New"/>
+          <w:kern w:val="0"/>
+          <w:sz w:val="20"/>
+          <w:szCs w:val="20"/>
+          <w:lang w:val="en-US" w:eastAsia="fr-CA"/>
+          <w14:ligatures w14:val="none"/>
+        </w:rPr>
+        <w:t>V.date</w:t>
+      </w:r>
+      <w:proofErr w:type="gramEnd"/>
+      <w:r>
+        <w:rPr>
+          <w:rFonts w:ascii="Courier New" w:eastAsia="Times New Roman" w:hAnsi="Courier New" w:cs="Courier New"/>
+          <w:kern w:val="0"/>
+          <w:sz w:val="20"/>
+          <w:szCs w:val="20"/>
+          <w:lang w:val="en-US" w:eastAsia="fr-CA"/>
+          <w14:ligatures w14:val="none"/>
+        </w:rPr>
+        <w:t>_vente</w:t>
       </w:r>
       <w:proofErr w:type="spellEnd"/>
       <w:r>
@@ -15645,16 +15642,29 @@
         <w:t>GROUP BY MONTH(</w:t>
       </w:r>
       <w:proofErr w:type="spellStart"/>
-      <w:r>
-        <w:rPr>
-          <w:rFonts w:ascii="Courier New" w:eastAsia="Times New Roman" w:hAnsi="Courier New" w:cs="Courier New"/>
-          <w:kern w:val="0"/>
-          <w:sz w:val="20"/>
-          <w:szCs w:val="20"/>
-          <w:lang w:val="en-US" w:eastAsia="fr-CA"/>
-          <w14:ligatures w14:val="none"/>
-        </w:rPr>
-        <w:t>V.date_vente</w:t>
+      <w:proofErr w:type="gramStart"/>
+      <w:r>
+        <w:rPr>
+          <w:rFonts w:ascii="Courier New" w:eastAsia="Times New Roman" w:hAnsi="Courier New" w:cs="Courier New"/>
+          <w:kern w:val="0"/>
+          <w:sz w:val="20"/>
+          <w:szCs w:val="20"/>
+          <w:lang w:val="en-US" w:eastAsia="fr-CA"/>
+          <w14:ligatures w14:val="none"/>
+        </w:rPr>
+        <w:t>V.date</w:t>
+      </w:r>
+      <w:proofErr w:type="gramEnd"/>
+      <w:r>
+        <w:rPr>
+          <w:rFonts w:ascii="Courier New" w:eastAsia="Times New Roman" w:hAnsi="Courier New" w:cs="Courier New"/>
+          <w:kern w:val="0"/>
+          <w:sz w:val="20"/>
+          <w:szCs w:val="20"/>
+          <w:lang w:val="en-US" w:eastAsia="fr-CA"/>
+          <w14:ligatures w14:val="none"/>
+        </w:rPr>
+        <w:t>_vente</w:t>
       </w:r>
       <w:proofErr w:type="spellEnd"/>
       <w:r>
@@ -16177,16 +16187,29 @@
         <w:t xml:space="preserve">WHERE </w:t>
       </w:r>
       <w:proofErr w:type="spellStart"/>
-      <w:r>
-        <w:rPr>
-          <w:rFonts w:ascii="Courier New" w:eastAsia="Times New Roman" w:hAnsi="Courier New" w:cs="Courier New"/>
-          <w:kern w:val="0"/>
-          <w:sz w:val="20"/>
-          <w:szCs w:val="20"/>
-          <w:lang w:val="en-US" w:eastAsia="fr-CA"/>
-          <w14:ligatures w14:val="none"/>
-        </w:rPr>
-        <w:t>LS.date_expiration</w:t>
+      <w:proofErr w:type="gramStart"/>
+      <w:r>
+        <w:rPr>
+          <w:rFonts w:ascii="Courier New" w:eastAsia="Times New Roman" w:hAnsi="Courier New" w:cs="Courier New"/>
+          <w:kern w:val="0"/>
+          <w:sz w:val="20"/>
+          <w:szCs w:val="20"/>
+          <w:lang w:val="en-US" w:eastAsia="fr-CA"/>
+          <w14:ligatures w14:val="none"/>
+        </w:rPr>
+        <w:t>LS.date</w:t>
+      </w:r>
+      <w:proofErr w:type="gramEnd"/>
+      <w:r>
+        <w:rPr>
+          <w:rFonts w:ascii="Courier New" w:eastAsia="Times New Roman" w:hAnsi="Courier New" w:cs="Courier New"/>
+          <w:kern w:val="0"/>
+          <w:sz w:val="20"/>
+          <w:szCs w:val="20"/>
+          <w:lang w:val="en-US" w:eastAsia="fr-CA"/>
+          <w14:ligatures w14:val="none"/>
+        </w:rPr>
+        <w:t>_expiration</w:t>
       </w:r>
       <w:proofErr w:type="spellEnd"/>
       <w:r>
@@ -16404,6 +16427,7 @@
         <w:t>, SUM(</w:t>
       </w:r>
       <w:proofErr w:type="spellStart"/>
+      <w:proofErr w:type="gramStart"/>
       <w:r>
         <w:rPr>
           <w:rFonts w:ascii="Courier New" w:eastAsia="Times New Roman" w:hAnsi="Courier New" w:cs="Courier New"/>
@@ -16416,6 +16440,7 @@
         <w:t>LS.quantite</w:t>
       </w:r>
       <w:proofErr w:type="spellEnd"/>
+      <w:proofErr w:type="gramEnd"/>
       <w:r>
         <w:rPr>
           <w:rFonts w:ascii="Courier New" w:eastAsia="Times New Roman" w:hAnsi="Courier New" w:cs="Courier New"/>
@@ -16740,7 +16765,19 @@
           <w:lang w:val="en-US" w:eastAsia="fr-CA"/>
           <w14:ligatures w14:val="none"/>
         </w:rPr>
-        <w:t>C.nom_categorie</w:t>
+        <w:t>C.nom_</w:t>
+      </w:r>
+      <w:proofErr w:type="gramStart"/>
+      <w:r>
+        <w:rPr>
+          <w:rFonts w:ascii="Courier New" w:eastAsia="Times New Roman" w:hAnsi="Courier New" w:cs="Courier New"/>
+          <w:kern w:val="0"/>
+          <w:sz w:val="20"/>
+          <w:szCs w:val="20"/>
+          <w:lang w:val="en-US" w:eastAsia="fr-CA"/>
+          <w14:ligatures w14:val="none"/>
+        </w:rPr>
+        <w:t>categorie</w:t>
       </w:r>
       <w:proofErr w:type="spellEnd"/>
       <w:r>
@@ -16754,6 +16791,7 @@
         </w:rPr>
         <w:t>;</w:t>
       </w:r>
+      <w:proofErr w:type="gramEnd"/>
     </w:p>
     <w:p>
       <w:pPr>
@@ -16959,6 +16997,7 @@
         <w:t>, SUM(</w:t>
       </w:r>
       <w:proofErr w:type="spellStart"/>
+      <w:proofErr w:type="gramStart"/>
       <w:r>
         <w:rPr>
           <w:rFonts w:ascii="Courier New" w:eastAsia="Times New Roman" w:hAnsi="Courier New" w:cs="Courier New"/>
@@ -16971,6 +17010,7 @@
         <w:t>LS.quantite</w:t>
       </w:r>
       <w:proofErr w:type="spellEnd"/>
+      <w:proofErr w:type="gramEnd"/>
       <w:r>
         <w:rPr>
           <w:rFonts w:ascii="Courier New" w:eastAsia="Times New Roman" w:hAnsi="Courier New" w:cs="Courier New"/>
@@ -17349,8 +17389,21 @@
           <w:lang w:val="en-US" w:eastAsia="fr-CA"/>
           <w14:ligatures w14:val="none"/>
         </w:rPr>
-        <w:t xml:space="preserve"> ASC;</w:t>
-      </w:r>
+        <w:t xml:space="preserve"> </w:t>
+      </w:r>
+      <w:proofErr w:type="gramStart"/>
+      <w:r>
+        <w:rPr>
+          <w:rFonts w:ascii="Courier New" w:eastAsia="Times New Roman" w:hAnsi="Courier New" w:cs="Courier New"/>
+          <w:kern w:val="0"/>
+          <w:sz w:val="20"/>
+          <w:szCs w:val="20"/>
+          <w:lang w:val="en-US" w:eastAsia="fr-CA"/>
+          <w14:ligatures w14:val="none"/>
+        </w:rPr>
+        <w:t>ASC;</w:t>
+      </w:r>
+      <w:proofErr w:type="gramEnd"/>
     </w:p>
     <w:p>
       <w:pPr>
@@ -17856,17 +17909,17 @@
           <w:kern w:val="0"/>
           <w:sz w:val="20"/>
           <w:szCs w:val="20"/>
-          <w:lang w:eastAsia="fr-CA"/>
-          <w14:ligatures w14:val="none"/>
-        </w:rPr>
-      </w:pPr>
-      <w:r>
-        <w:rPr>
-          <w:rFonts w:ascii="Courier New" w:eastAsia="Times New Roman" w:hAnsi="Courier New" w:cs="Courier New"/>
-          <w:kern w:val="0"/>
-          <w:sz w:val="20"/>
-          <w:szCs w:val="20"/>
-          <w:lang w:eastAsia="fr-CA"/>
+          <w:lang w:val="en-US" w:eastAsia="fr-CA"/>
+          <w14:ligatures w14:val="none"/>
+        </w:rPr>
+      </w:pPr>
+      <w:r>
+        <w:rPr>
+          <w:rFonts w:ascii="Courier New" w:eastAsia="Times New Roman" w:hAnsi="Courier New" w:cs="Courier New"/>
+          <w:kern w:val="0"/>
+          <w:sz w:val="20"/>
+          <w:szCs w:val="20"/>
+          <w:lang w:val="en-US" w:eastAsia="fr-CA"/>
           <w14:ligatures w14:val="none"/>
         </w:rPr>
         <w:t xml:space="preserve">SELECT </w:t>
@@ -17878,7 +17931,7 @@
           <w:kern w:val="0"/>
           <w:sz w:val="20"/>
           <w:szCs w:val="20"/>
-          <w:lang w:eastAsia="fr-CA"/>
+          <w:lang w:val="en-US" w:eastAsia="fr-CA"/>
           <w14:ligatures w14:val="none"/>
         </w:rPr>
         <w:t>SUM(</w:t>
@@ -17891,7 +17944,7 @@
           <w:kern w:val="0"/>
           <w:sz w:val="20"/>
           <w:szCs w:val="20"/>
-          <w:lang w:eastAsia="fr-CA"/>
+          <w:lang w:val="en-US" w:eastAsia="fr-CA"/>
           <w14:ligatures w14:val="none"/>
         </w:rPr>
         <w:t>montant_total</w:t>
@@ -17903,7 +17956,7 @@
           <w:kern w:val="0"/>
           <w:sz w:val="20"/>
           <w:szCs w:val="20"/>
-          <w:lang w:eastAsia="fr-CA"/>
+          <w:lang w:val="en-US" w:eastAsia="fr-CA"/>
           <w14:ligatures w14:val="none"/>
         </w:rPr>
         <w:t xml:space="preserve">) AS </w:t>
@@ -17915,7 +17968,7 @@
           <w:kern w:val="0"/>
           <w:sz w:val="20"/>
           <w:szCs w:val="20"/>
-          <w:lang w:eastAsia="fr-CA"/>
+          <w:lang w:val="en-US" w:eastAsia="fr-CA"/>
           <w14:ligatures w14:val="none"/>
         </w:rPr>
         <w:t>total_montant</w:t>
@@ -18061,7 +18114,7 @@
           <w14:ligatures w14:val="none"/>
         </w:rPr>
         <w:pict w14:anchorId="5E79A723">
-          <v:rect id="_x0000_i1051" style="width:0;height:1.5pt" o:hralign="center" o:hrstd="t" o:hr="t" fillcolor="#a0a0a0" stroked="f"/>
+          <v:rect id="_x0000_i1029" style="width:0;height:1.5pt" o:hralign="center" o:hrstd="t" o:hr="t" fillcolor="#a0a0a0" stroked="f"/>
         </w:pict>
       </w:r>
     </w:p>
@@ -18636,6 +18689,7 @@
         </w:rPr>
       </w:pPr>
       <w:proofErr w:type="spellStart"/>
+      <w:proofErr w:type="gramStart"/>
       <w:r>
         <w:rPr>
           <w:rFonts w:ascii="Courier New" w:eastAsia="Times New Roman" w:hAnsi="Courier New" w:cs="Courier New"/>
@@ -18648,6 +18702,7 @@
         <w:t>sql</w:t>
       </w:r>
       <w:proofErr w:type="spellEnd"/>
+      <w:proofErr w:type="gramEnd"/>
     </w:p>
     <w:p>
       <w:pPr>
@@ -18819,16 +18874,29 @@
         <w:t xml:space="preserve">    </w:t>
       </w:r>
       <w:proofErr w:type="spellStart"/>
-      <w:r>
-        <w:rPr>
-          <w:rFonts w:ascii="Courier New" w:eastAsia="Times New Roman" w:hAnsi="Courier New" w:cs="Courier New"/>
-          <w:kern w:val="0"/>
-          <w:sz w:val="20"/>
-          <w:szCs w:val="20"/>
-          <w:lang w:eastAsia="fr-CA"/>
-          <w14:ligatures w14:val="none"/>
-        </w:rPr>
-        <w:t>id_utilisateur</w:t>
+      <w:proofErr w:type="gramStart"/>
+      <w:r>
+        <w:rPr>
+          <w:rFonts w:ascii="Courier New" w:eastAsia="Times New Roman" w:hAnsi="Courier New" w:cs="Courier New"/>
+          <w:kern w:val="0"/>
+          <w:sz w:val="20"/>
+          <w:szCs w:val="20"/>
+          <w:lang w:eastAsia="fr-CA"/>
+          <w14:ligatures w14:val="none"/>
+        </w:rPr>
+        <w:t>id</w:t>
+      </w:r>
+      <w:proofErr w:type="gramEnd"/>
+      <w:r>
+        <w:rPr>
+          <w:rFonts w:ascii="Courier New" w:eastAsia="Times New Roman" w:hAnsi="Courier New" w:cs="Courier New"/>
+          <w:kern w:val="0"/>
+          <w:sz w:val="20"/>
+          <w:szCs w:val="20"/>
+          <w:lang w:eastAsia="fr-CA"/>
+          <w14:ligatures w14:val="none"/>
+        </w:rPr>
+        <w:t>_utilisateur</w:t>
       </w:r>
       <w:proofErr w:type="spellEnd"/>
       <w:r>
@@ -18882,7 +18950,31 @@
           <w:lang w:eastAsia="fr-CA"/>
           <w14:ligatures w14:val="none"/>
         </w:rPr>
-        <w:t xml:space="preserve">    nom VARCHAR(100),</w:t>
+        <w:t xml:space="preserve">    </w:t>
+      </w:r>
+      <w:proofErr w:type="gramStart"/>
+      <w:r>
+        <w:rPr>
+          <w:rFonts w:ascii="Courier New" w:eastAsia="Times New Roman" w:hAnsi="Courier New" w:cs="Courier New"/>
+          <w:kern w:val="0"/>
+          <w:sz w:val="20"/>
+          <w:szCs w:val="20"/>
+          <w:lang w:eastAsia="fr-CA"/>
+          <w14:ligatures w14:val="none"/>
+        </w:rPr>
+        <w:t>nom</w:t>
+      </w:r>
+      <w:proofErr w:type="gramEnd"/>
+      <w:r>
+        <w:rPr>
+          <w:rFonts w:ascii="Courier New" w:eastAsia="Times New Roman" w:hAnsi="Courier New" w:cs="Courier New"/>
+          <w:kern w:val="0"/>
+          <w:sz w:val="20"/>
+          <w:szCs w:val="20"/>
+          <w:lang w:eastAsia="fr-CA"/>
+          <w14:ligatures w14:val="none"/>
+        </w:rPr>
+        <w:t xml:space="preserve"> VARCHAR(100),</w:t>
       </w:r>
     </w:p>
     <w:p>
@@ -18924,7 +19016,31 @@
           <w:lang w:eastAsia="fr-CA"/>
           <w14:ligatures w14:val="none"/>
         </w:rPr>
-        <w:t xml:space="preserve">    email VARCHAR(100) UNIQUE,</w:t>
+        <w:t xml:space="preserve">    </w:t>
+      </w:r>
+      <w:proofErr w:type="gramStart"/>
+      <w:r>
+        <w:rPr>
+          <w:rFonts w:ascii="Courier New" w:eastAsia="Times New Roman" w:hAnsi="Courier New" w:cs="Courier New"/>
+          <w:kern w:val="0"/>
+          <w:sz w:val="20"/>
+          <w:szCs w:val="20"/>
+          <w:lang w:eastAsia="fr-CA"/>
+          <w14:ligatures w14:val="none"/>
+        </w:rPr>
+        <w:t>email</w:t>
+      </w:r>
+      <w:proofErr w:type="gramEnd"/>
+      <w:r>
+        <w:rPr>
+          <w:rFonts w:ascii="Courier New" w:eastAsia="Times New Roman" w:hAnsi="Courier New" w:cs="Courier New"/>
+          <w:kern w:val="0"/>
+          <w:sz w:val="20"/>
+          <w:szCs w:val="20"/>
+          <w:lang w:eastAsia="fr-CA"/>
+          <w14:ligatures w14:val="none"/>
+        </w:rPr>
+        <w:t xml:space="preserve"> VARCHAR(100) UNIQUE,</w:t>
       </w:r>
     </w:p>
     <w:p>
@@ -18969,16 +19085,29 @@
         <w:t xml:space="preserve">    </w:t>
       </w:r>
       <w:proofErr w:type="spellStart"/>
-      <w:r>
-        <w:rPr>
-          <w:rFonts w:ascii="Courier New" w:eastAsia="Times New Roman" w:hAnsi="Courier New" w:cs="Courier New"/>
-          <w:kern w:val="0"/>
-          <w:sz w:val="20"/>
-          <w:szCs w:val="20"/>
-          <w:lang w:eastAsia="fr-CA"/>
-          <w14:ligatures w14:val="none"/>
-        </w:rPr>
-        <w:t>mot_de_passe</w:t>
+      <w:proofErr w:type="gramStart"/>
+      <w:r>
+        <w:rPr>
+          <w:rFonts w:ascii="Courier New" w:eastAsia="Times New Roman" w:hAnsi="Courier New" w:cs="Courier New"/>
+          <w:kern w:val="0"/>
+          <w:sz w:val="20"/>
+          <w:szCs w:val="20"/>
+          <w:lang w:eastAsia="fr-CA"/>
+          <w14:ligatures w14:val="none"/>
+        </w:rPr>
+        <w:t>mot</w:t>
+      </w:r>
+      <w:proofErr w:type="gramEnd"/>
+      <w:r>
+        <w:rPr>
+          <w:rFonts w:ascii="Courier New" w:eastAsia="Times New Roman" w:hAnsi="Courier New" w:cs="Courier New"/>
+          <w:kern w:val="0"/>
+          <w:sz w:val="20"/>
+          <w:szCs w:val="20"/>
+          <w:lang w:eastAsia="fr-CA"/>
+          <w14:ligatures w14:val="none"/>
+        </w:rPr>
+        <w:t>_de_passe</w:t>
       </w:r>
       <w:proofErr w:type="spellEnd"/>
       <w:r>
@@ -19043,7 +19172,31 @@
           <w:lang w:val="en-US" w:eastAsia="fr-CA"/>
           <w14:ligatures w14:val="none"/>
         </w:rPr>
-        <w:t>role ENUM('Admin', '</w:t>
+        <w:t xml:space="preserve">role </w:t>
+      </w:r>
+      <w:proofErr w:type="gramStart"/>
+      <w:r>
+        <w:rPr>
+          <w:rFonts w:ascii="Courier New" w:eastAsia="Times New Roman" w:hAnsi="Courier New" w:cs="Courier New"/>
+          <w:kern w:val="0"/>
+          <w:sz w:val="20"/>
+          <w:szCs w:val="20"/>
+          <w:lang w:val="en-US" w:eastAsia="fr-CA"/>
+          <w14:ligatures w14:val="none"/>
+        </w:rPr>
+        <w:t>ENUM(</w:t>
+      </w:r>
+      <w:proofErr w:type="gramEnd"/>
+      <w:r>
+        <w:rPr>
+          <w:rFonts w:ascii="Courier New" w:eastAsia="Times New Roman" w:hAnsi="Courier New" w:cs="Courier New"/>
+          <w:kern w:val="0"/>
+          <w:sz w:val="20"/>
+          <w:szCs w:val="20"/>
+          <w:lang w:val="en-US" w:eastAsia="fr-CA"/>
+          <w14:ligatures w14:val="none"/>
+        </w:rPr>
+        <w:t>'Admin', '</w:t>
       </w:r>
       <w:proofErr w:type="spellStart"/>
       <w:r>
@@ -19334,16 +19487,29 @@
         </w:rPr>
         <w:t xml:space="preserve">    </w:t>
       </w:r>
-      <w:r>
-        <w:rPr>
-          <w:rFonts w:ascii="Courier New" w:eastAsia="Times New Roman" w:hAnsi="Courier New" w:cs="Courier New"/>
-          <w:kern w:val="0"/>
-          <w:sz w:val="20"/>
-          <w:szCs w:val="20"/>
-          <w:lang w:eastAsia="fr-CA"/>
-          <w14:ligatures w14:val="none"/>
-        </w:rPr>
-        <w:t>nom VARCHAR(100) NOT NULL,</w:t>
+      <w:proofErr w:type="gramStart"/>
+      <w:r>
+        <w:rPr>
+          <w:rFonts w:ascii="Courier New" w:eastAsia="Times New Roman" w:hAnsi="Courier New" w:cs="Courier New"/>
+          <w:kern w:val="0"/>
+          <w:sz w:val="20"/>
+          <w:szCs w:val="20"/>
+          <w:lang w:eastAsia="fr-CA"/>
+          <w14:ligatures w14:val="none"/>
+        </w:rPr>
+        <w:t>nom</w:t>
+      </w:r>
+      <w:proofErr w:type="gramEnd"/>
+      <w:r>
+        <w:rPr>
+          <w:rFonts w:ascii="Courier New" w:eastAsia="Times New Roman" w:hAnsi="Courier New" w:cs="Courier New"/>
+          <w:kern w:val="0"/>
+          <w:sz w:val="20"/>
+          <w:szCs w:val="20"/>
+          <w:lang w:eastAsia="fr-CA"/>
+          <w14:ligatures w14:val="none"/>
+        </w:rPr>
+        <w:t xml:space="preserve"> VARCHAR(100) NOT NULL,</w:t>
       </w:r>
     </w:p>
     <w:p>
@@ -19385,7 +19551,31 @@
           <w:lang w:eastAsia="fr-CA"/>
           <w14:ligatures w14:val="none"/>
         </w:rPr>
-        <w:t xml:space="preserve">    description TEXT,</w:t>
+        <w:t xml:space="preserve">    </w:t>
+      </w:r>
+      <w:proofErr w:type="gramStart"/>
+      <w:r>
+        <w:rPr>
+          <w:rFonts w:ascii="Courier New" w:eastAsia="Times New Roman" w:hAnsi="Courier New" w:cs="Courier New"/>
+          <w:kern w:val="0"/>
+          <w:sz w:val="20"/>
+          <w:szCs w:val="20"/>
+          <w:lang w:eastAsia="fr-CA"/>
+          <w14:ligatures w14:val="none"/>
+        </w:rPr>
+        <w:t>description</w:t>
+      </w:r>
+      <w:proofErr w:type="gramEnd"/>
+      <w:r>
+        <w:rPr>
+          <w:rFonts w:ascii="Courier New" w:eastAsia="Times New Roman" w:hAnsi="Courier New" w:cs="Courier New"/>
+          <w:kern w:val="0"/>
+          <w:sz w:val="20"/>
+          <w:szCs w:val="20"/>
+          <w:lang w:eastAsia="fr-CA"/>
+          <w14:ligatures w14:val="none"/>
+        </w:rPr>
+        <w:t xml:space="preserve"> TEXT,</w:t>
       </w:r>
     </w:p>
     <w:p>
@@ -19430,16 +19620,29 @@
         <w:t xml:space="preserve">    </w:t>
       </w:r>
       <w:proofErr w:type="spellStart"/>
-      <w:r>
-        <w:rPr>
-          <w:rFonts w:ascii="Courier New" w:eastAsia="Times New Roman" w:hAnsi="Courier New" w:cs="Courier New"/>
-          <w:kern w:val="0"/>
-          <w:sz w:val="20"/>
-          <w:szCs w:val="20"/>
-          <w:lang w:eastAsia="fr-CA"/>
-          <w14:ligatures w14:val="none"/>
-        </w:rPr>
-        <w:t>prix_unitaire</w:t>
+      <w:proofErr w:type="gramStart"/>
+      <w:r>
+        <w:rPr>
+          <w:rFonts w:ascii="Courier New" w:eastAsia="Times New Roman" w:hAnsi="Courier New" w:cs="Courier New"/>
+          <w:kern w:val="0"/>
+          <w:sz w:val="20"/>
+          <w:szCs w:val="20"/>
+          <w:lang w:eastAsia="fr-CA"/>
+          <w14:ligatures w14:val="none"/>
+        </w:rPr>
+        <w:t>prix</w:t>
+      </w:r>
+      <w:proofErr w:type="gramEnd"/>
+      <w:r>
+        <w:rPr>
+          <w:rFonts w:ascii="Courier New" w:eastAsia="Times New Roman" w:hAnsi="Courier New" w:cs="Courier New"/>
+          <w:kern w:val="0"/>
+          <w:sz w:val="20"/>
+          <w:szCs w:val="20"/>
+          <w:lang w:eastAsia="fr-CA"/>
+          <w14:ligatures w14:val="none"/>
+        </w:rPr>
+        <w:t>_unitaire</w:t>
       </w:r>
       <w:proofErr w:type="spellEnd"/>
       <w:r>
@@ -19496,16 +19699,29 @@
         <w:t xml:space="preserve">    </w:t>
       </w:r>
       <w:proofErr w:type="spellStart"/>
-      <w:r>
-        <w:rPr>
-          <w:rFonts w:ascii="Courier New" w:eastAsia="Times New Roman" w:hAnsi="Courier New" w:cs="Courier New"/>
-          <w:kern w:val="0"/>
-          <w:sz w:val="20"/>
-          <w:szCs w:val="20"/>
-          <w:lang w:eastAsia="fr-CA"/>
-          <w14:ligatures w14:val="none"/>
-        </w:rPr>
-        <w:t>code_barre</w:t>
+      <w:proofErr w:type="gramStart"/>
+      <w:r>
+        <w:rPr>
+          <w:rFonts w:ascii="Courier New" w:eastAsia="Times New Roman" w:hAnsi="Courier New" w:cs="Courier New"/>
+          <w:kern w:val="0"/>
+          <w:sz w:val="20"/>
+          <w:szCs w:val="20"/>
+          <w:lang w:eastAsia="fr-CA"/>
+          <w14:ligatures w14:val="none"/>
+        </w:rPr>
+        <w:t>code</w:t>
+      </w:r>
+      <w:proofErr w:type="gramEnd"/>
+      <w:r>
+        <w:rPr>
+          <w:rFonts w:ascii="Courier New" w:eastAsia="Times New Roman" w:hAnsi="Courier New" w:cs="Courier New"/>
+          <w:kern w:val="0"/>
+          <w:sz w:val="20"/>
+          <w:szCs w:val="20"/>
+          <w:lang w:eastAsia="fr-CA"/>
+          <w14:ligatures w14:val="none"/>
+        </w:rPr>
+        <w:t>_barre</w:t>
       </w:r>
       <w:proofErr w:type="spellEnd"/>
       <w:r>
@@ -19562,16 +19778,29 @@
         <w:t xml:space="preserve">    </w:t>
       </w:r>
       <w:proofErr w:type="spellStart"/>
-      <w:r>
-        <w:rPr>
-          <w:rFonts w:ascii="Courier New" w:eastAsia="Times New Roman" w:hAnsi="Courier New" w:cs="Courier New"/>
-          <w:kern w:val="0"/>
-          <w:sz w:val="20"/>
-          <w:szCs w:val="20"/>
-          <w:lang w:eastAsia="fr-CA"/>
-          <w14:ligatures w14:val="none"/>
-        </w:rPr>
-        <w:t>image_produit</w:t>
+      <w:proofErr w:type="gramStart"/>
+      <w:r>
+        <w:rPr>
+          <w:rFonts w:ascii="Courier New" w:eastAsia="Times New Roman" w:hAnsi="Courier New" w:cs="Courier New"/>
+          <w:kern w:val="0"/>
+          <w:sz w:val="20"/>
+          <w:szCs w:val="20"/>
+          <w:lang w:eastAsia="fr-CA"/>
+          <w14:ligatures w14:val="none"/>
+        </w:rPr>
+        <w:t>image</w:t>
+      </w:r>
+      <w:proofErr w:type="gramEnd"/>
+      <w:r>
+        <w:rPr>
+          <w:rFonts w:ascii="Courier New" w:eastAsia="Times New Roman" w:hAnsi="Courier New" w:cs="Courier New"/>
+          <w:kern w:val="0"/>
+          <w:sz w:val="20"/>
+          <w:szCs w:val="20"/>
+          <w:lang w:eastAsia="fr-CA"/>
+          <w14:ligatures w14:val="none"/>
+        </w:rPr>
+        <w:t>_produit</w:t>
       </w:r>
       <w:proofErr w:type="spellEnd"/>
       <w:r>
@@ -19875,16 +20104,29 @@
         <w:t xml:space="preserve">    </w:t>
       </w:r>
       <w:proofErr w:type="spellStart"/>
-      <w:r>
-        <w:rPr>
-          <w:rFonts w:ascii="Courier New" w:eastAsia="Times New Roman" w:hAnsi="Courier New" w:cs="Courier New"/>
-          <w:kern w:val="0"/>
-          <w:sz w:val="20"/>
-          <w:szCs w:val="20"/>
-          <w:lang w:eastAsia="fr-CA"/>
-          <w14:ligatures w14:val="none"/>
-        </w:rPr>
-        <w:t>id_produit</w:t>
+      <w:proofErr w:type="gramStart"/>
+      <w:r>
+        <w:rPr>
+          <w:rFonts w:ascii="Courier New" w:eastAsia="Times New Roman" w:hAnsi="Courier New" w:cs="Courier New"/>
+          <w:kern w:val="0"/>
+          <w:sz w:val="20"/>
+          <w:szCs w:val="20"/>
+          <w:lang w:eastAsia="fr-CA"/>
+          <w14:ligatures w14:val="none"/>
+        </w:rPr>
+        <w:t>id</w:t>
+      </w:r>
+      <w:proofErr w:type="gramEnd"/>
+      <w:r>
+        <w:rPr>
+          <w:rFonts w:ascii="Courier New" w:eastAsia="Times New Roman" w:hAnsi="Courier New" w:cs="Courier New"/>
+          <w:kern w:val="0"/>
+          <w:sz w:val="20"/>
+          <w:szCs w:val="20"/>
+          <w:lang w:eastAsia="fr-CA"/>
+          <w14:ligatures w14:val="none"/>
+        </w:rPr>
+        <w:t>_produit</w:t>
       </w:r>
       <w:proofErr w:type="spellEnd"/>
       <w:r>
@@ -19941,6 +20183,7 @@
         <w:t xml:space="preserve">    </w:t>
       </w:r>
       <w:proofErr w:type="spellStart"/>
+      <w:proofErr w:type="gramStart"/>
       <w:r>
         <w:rPr>
           <w:rFonts w:ascii="Courier New" w:eastAsia="Times New Roman" w:hAnsi="Courier New" w:cs="Courier New"/>
@@ -19953,6 +20196,7 @@
         <w:t>quantite</w:t>
       </w:r>
       <w:proofErr w:type="spellEnd"/>
+      <w:proofErr w:type="gramEnd"/>
       <w:r>
         <w:rPr>
           <w:rFonts w:ascii="Courier New" w:eastAsia="Times New Roman" w:hAnsi="Courier New" w:cs="Courier New"/>
@@ -20007,16 +20251,29 @@
         <w:t xml:space="preserve">    </w:t>
       </w:r>
       <w:proofErr w:type="spellStart"/>
-      <w:r>
-        <w:rPr>
-          <w:rFonts w:ascii="Courier New" w:eastAsia="Times New Roman" w:hAnsi="Courier New" w:cs="Courier New"/>
-          <w:kern w:val="0"/>
-          <w:sz w:val="20"/>
-          <w:szCs w:val="20"/>
-          <w:lang w:eastAsia="fr-CA"/>
-          <w14:ligatures w14:val="none"/>
-        </w:rPr>
-        <w:t>date_approvisionnement</w:t>
+      <w:proofErr w:type="gramStart"/>
+      <w:r>
+        <w:rPr>
+          <w:rFonts w:ascii="Courier New" w:eastAsia="Times New Roman" w:hAnsi="Courier New" w:cs="Courier New"/>
+          <w:kern w:val="0"/>
+          <w:sz w:val="20"/>
+          <w:szCs w:val="20"/>
+          <w:lang w:eastAsia="fr-CA"/>
+          <w14:ligatures w14:val="none"/>
+        </w:rPr>
+        <w:t>date</w:t>
+      </w:r>
+      <w:proofErr w:type="gramEnd"/>
+      <w:r>
+        <w:rPr>
+          <w:rFonts w:ascii="Courier New" w:eastAsia="Times New Roman" w:hAnsi="Courier New" w:cs="Courier New"/>
+          <w:kern w:val="0"/>
+          <w:sz w:val="20"/>
+          <w:szCs w:val="20"/>
+          <w:lang w:eastAsia="fr-CA"/>
+          <w14:ligatures w14:val="none"/>
+        </w:rPr>
+        <w:t>_approvisionnement</w:t>
       </w:r>
       <w:proofErr w:type="spellEnd"/>
       <w:r>
@@ -20073,16 +20330,29 @@
         <w:t xml:space="preserve">    </w:t>
       </w:r>
       <w:proofErr w:type="spellStart"/>
-      <w:r>
-        <w:rPr>
-          <w:rFonts w:ascii="Courier New" w:eastAsia="Times New Roman" w:hAnsi="Courier New" w:cs="Courier New"/>
-          <w:kern w:val="0"/>
-          <w:sz w:val="20"/>
-          <w:szCs w:val="20"/>
-          <w:lang w:eastAsia="fr-CA"/>
-          <w14:ligatures w14:val="none"/>
-        </w:rPr>
-        <w:t>date_expiration</w:t>
+      <w:proofErr w:type="gramStart"/>
+      <w:r>
+        <w:rPr>
+          <w:rFonts w:ascii="Courier New" w:eastAsia="Times New Roman" w:hAnsi="Courier New" w:cs="Courier New"/>
+          <w:kern w:val="0"/>
+          <w:sz w:val="20"/>
+          <w:szCs w:val="20"/>
+          <w:lang w:eastAsia="fr-CA"/>
+          <w14:ligatures w14:val="none"/>
+        </w:rPr>
+        <w:t>date</w:t>
+      </w:r>
+      <w:proofErr w:type="gramEnd"/>
+      <w:r>
+        <w:rPr>
+          <w:rFonts w:ascii="Courier New" w:eastAsia="Times New Roman" w:hAnsi="Courier New" w:cs="Courier New"/>
+          <w:kern w:val="0"/>
+          <w:sz w:val="20"/>
+          <w:szCs w:val="20"/>
+          <w:lang w:eastAsia="fr-CA"/>
+          <w14:ligatures w14:val="none"/>
+        </w:rPr>
+        <w:t>_expiration</w:t>
       </w:r>
       <w:proofErr w:type="spellEnd"/>
       <w:r>
@@ -20136,7 +20406,31 @@
           <w:lang w:eastAsia="fr-CA"/>
           <w14:ligatures w14:val="none"/>
         </w:rPr>
-        <w:t xml:space="preserve">    fournisseur VARCHAR(100),</w:t>
+        <w:t xml:space="preserve">    </w:t>
+      </w:r>
+      <w:proofErr w:type="gramStart"/>
+      <w:r>
+        <w:rPr>
+          <w:rFonts w:ascii="Courier New" w:eastAsia="Times New Roman" w:hAnsi="Courier New" w:cs="Courier New"/>
+          <w:kern w:val="0"/>
+          <w:sz w:val="20"/>
+          <w:szCs w:val="20"/>
+          <w:lang w:eastAsia="fr-CA"/>
+          <w14:ligatures w14:val="none"/>
+        </w:rPr>
+        <w:t>fournisseur</w:t>
+      </w:r>
+      <w:proofErr w:type="gramEnd"/>
+      <w:r>
+        <w:rPr>
+          <w:rFonts w:ascii="Courier New" w:eastAsia="Times New Roman" w:hAnsi="Courier New" w:cs="Courier New"/>
+          <w:kern w:val="0"/>
+          <w:sz w:val="20"/>
+          <w:szCs w:val="20"/>
+          <w:lang w:eastAsia="fr-CA"/>
+          <w14:ligatures w14:val="none"/>
+        </w:rPr>
+        <w:t xml:space="preserve"> VARCHAR(100),</w:t>
       </w:r>
     </w:p>
     <w:p>
@@ -20181,16 +20475,29 @@
         <w:t xml:space="preserve">    </w:t>
       </w:r>
       <w:proofErr w:type="spellStart"/>
-      <w:r>
-        <w:rPr>
-          <w:rFonts w:ascii="Courier New" w:eastAsia="Times New Roman" w:hAnsi="Courier New" w:cs="Courier New"/>
-          <w:kern w:val="0"/>
-          <w:sz w:val="20"/>
-          <w:szCs w:val="20"/>
-          <w:lang w:eastAsia="fr-CA"/>
-          <w14:ligatures w14:val="none"/>
-        </w:rPr>
-        <w:t>prix_achat</w:t>
+      <w:proofErr w:type="gramStart"/>
+      <w:r>
+        <w:rPr>
+          <w:rFonts w:ascii="Courier New" w:eastAsia="Times New Roman" w:hAnsi="Courier New" w:cs="Courier New"/>
+          <w:kern w:val="0"/>
+          <w:sz w:val="20"/>
+          <w:szCs w:val="20"/>
+          <w:lang w:eastAsia="fr-CA"/>
+          <w14:ligatures w14:val="none"/>
+        </w:rPr>
+        <w:t>prix</w:t>
+      </w:r>
+      <w:proofErr w:type="gramEnd"/>
+      <w:r>
+        <w:rPr>
+          <w:rFonts w:ascii="Courier New" w:eastAsia="Times New Roman" w:hAnsi="Courier New" w:cs="Courier New"/>
+          <w:kern w:val="0"/>
+          <w:sz w:val="20"/>
+          <w:szCs w:val="20"/>
+          <w:lang w:eastAsia="fr-CA"/>
+          <w14:ligatures w14:val="none"/>
+        </w:rPr>
+        <w:t>_achat</w:t>
       </w:r>
       <w:proofErr w:type="spellEnd"/>
       <w:r>
@@ -20247,16 +20554,29 @@
         <w:t xml:space="preserve">    </w:t>
       </w:r>
       <w:proofErr w:type="spellStart"/>
-      <w:r>
-        <w:rPr>
-          <w:rFonts w:ascii="Courier New" w:eastAsia="Times New Roman" w:hAnsi="Courier New" w:cs="Courier New"/>
-          <w:kern w:val="0"/>
-          <w:sz w:val="20"/>
-          <w:szCs w:val="20"/>
-          <w:lang w:eastAsia="fr-CA"/>
-          <w14:ligatures w14:val="none"/>
-        </w:rPr>
-        <w:t>id_utilisateur</w:t>
+      <w:proofErr w:type="gramStart"/>
+      <w:r>
+        <w:rPr>
+          <w:rFonts w:ascii="Courier New" w:eastAsia="Times New Roman" w:hAnsi="Courier New" w:cs="Courier New"/>
+          <w:kern w:val="0"/>
+          <w:sz w:val="20"/>
+          <w:szCs w:val="20"/>
+          <w:lang w:eastAsia="fr-CA"/>
+          <w14:ligatures w14:val="none"/>
+        </w:rPr>
+        <w:t>id</w:t>
+      </w:r>
+      <w:proofErr w:type="gramEnd"/>
+      <w:r>
+        <w:rPr>
+          <w:rFonts w:ascii="Courier New" w:eastAsia="Times New Roman" w:hAnsi="Courier New" w:cs="Courier New"/>
+          <w:kern w:val="0"/>
+          <w:sz w:val="20"/>
+          <w:szCs w:val="20"/>
+          <w:lang w:eastAsia="fr-CA"/>
+          <w14:ligatures w14:val="none"/>
+        </w:rPr>
+        <w:t>_utilisateur</w:t>
       </w:r>
       <w:proofErr w:type="spellEnd"/>
       <w:r>
@@ -20849,7 +21169,31 @@
           <w:lang w:val="en-US" w:eastAsia="fr-CA"/>
           <w14:ligatures w14:val="none"/>
         </w:rPr>
-        <w:t xml:space="preserve"> DECIMAL(10, 2) NOT NULL,</w:t>
+        <w:t xml:space="preserve"> </w:t>
+      </w:r>
+      <w:proofErr w:type="gramStart"/>
+      <w:r>
+        <w:rPr>
+          <w:rFonts w:ascii="Courier New" w:eastAsia="Times New Roman" w:hAnsi="Courier New" w:cs="Courier New"/>
+          <w:kern w:val="0"/>
+          <w:sz w:val="20"/>
+          <w:szCs w:val="20"/>
+          <w:lang w:val="en-US" w:eastAsia="fr-CA"/>
+          <w14:ligatures w14:val="none"/>
+        </w:rPr>
+        <w:t>DECIMAL(</w:t>
+      </w:r>
+      <w:proofErr w:type="gramEnd"/>
+      <w:r>
+        <w:rPr>
+          <w:rFonts w:ascii="Courier New" w:eastAsia="Times New Roman" w:hAnsi="Courier New" w:cs="Courier New"/>
+          <w:kern w:val="0"/>
+          <w:sz w:val="20"/>
+          <w:szCs w:val="20"/>
+          <w:lang w:val="en-US" w:eastAsia="fr-CA"/>
+          <w14:ligatures w14:val="none"/>
+        </w:rPr>
+        <w:t>10, 2) NOT NULL,</w:t>
       </w:r>
     </w:p>
     <w:p>
@@ -20894,16 +21238,29 @@
         <w:t xml:space="preserve">    </w:t>
       </w:r>
       <w:proofErr w:type="spellStart"/>
-      <w:r>
-        <w:rPr>
-          <w:rFonts w:ascii="Courier New" w:eastAsia="Times New Roman" w:hAnsi="Courier New" w:cs="Courier New"/>
-          <w:kern w:val="0"/>
-          <w:sz w:val="20"/>
-          <w:szCs w:val="20"/>
-          <w:lang w:eastAsia="fr-CA"/>
-          <w14:ligatures w14:val="none"/>
-        </w:rPr>
-        <w:t>id_utilisateur</w:t>
+      <w:proofErr w:type="gramStart"/>
+      <w:r>
+        <w:rPr>
+          <w:rFonts w:ascii="Courier New" w:eastAsia="Times New Roman" w:hAnsi="Courier New" w:cs="Courier New"/>
+          <w:kern w:val="0"/>
+          <w:sz w:val="20"/>
+          <w:szCs w:val="20"/>
+          <w:lang w:eastAsia="fr-CA"/>
+          <w14:ligatures w14:val="none"/>
+        </w:rPr>
+        <w:t>id</w:t>
+      </w:r>
+      <w:proofErr w:type="gramEnd"/>
+      <w:r>
+        <w:rPr>
+          <w:rFonts w:ascii="Courier New" w:eastAsia="Times New Roman" w:hAnsi="Courier New" w:cs="Courier New"/>
+          <w:kern w:val="0"/>
+          <w:sz w:val="20"/>
+          <w:szCs w:val="20"/>
+          <w:lang w:eastAsia="fr-CA"/>
+          <w14:ligatures w14:val="none"/>
+        </w:rPr>
+        <w:t>_utilisateur</w:t>
       </w:r>
       <w:proofErr w:type="spellEnd"/>
       <w:r>
@@ -21232,16 +21589,29 @@
         <w:t xml:space="preserve">    </w:t>
       </w:r>
       <w:proofErr w:type="spellStart"/>
-      <w:r>
-        <w:rPr>
-          <w:rFonts w:ascii="Courier New" w:eastAsia="Times New Roman" w:hAnsi="Courier New" w:cs="Courier New"/>
-          <w:kern w:val="0"/>
-          <w:sz w:val="20"/>
-          <w:szCs w:val="20"/>
-          <w:lang w:eastAsia="fr-CA"/>
-          <w14:ligatures w14:val="none"/>
-        </w:rPr>
-        <w:t>id_ligne_vente</w:t>
+      <w:proofErr w:type="gramStart"/>
+      <w:r>
+        <w:rPr>
+          <w:rFonts w:ascii="Courier New" w:eastAsia="Times New Roman" w:hAnsi="Courier New" w:cs="Courier New"/>
+          <w:kern w:val="0"/>
+          <w:sz w:val="20"/>
+          <w:szCs w:val="20"/>
+          <w:lang w:eastAsia="fr-CA"/>
+          <w14:ligatures w14:val="none"/>
+        </w:rPr>
+        <w:t>id</w:t>
+      </w:r>
+      <w:proofErr w:type="gramEnd"/>
+      <w:r>
+        <w:rPr>
+          <w:rFonts w:ascii="Courier New" w:eastAsia="Times New Roman" w:hAnsi="Courier New" w:cs="Courier New"/>
+          <w:kern w:val="0"/>
+          <w:sz w:val="20"/>
+          <w:szCs w:val="20"/>
+          <w:lang w:eastAsia="fr-CA"/>
+          <w14:ligatures w14:val="none"/>
+        </w:rPr>
+        <w:t>_ligne_vente</w:t>
       </w:r>
       <w:proofErr w:type="spellEnd"/>
       <w:r>
@@ -21298,16 +21668,29 @@
         <w:t xml:space="preserve">    </w:t>
       </w:r>
       <w:proofErr w:type="spellStart"/>
-      <w:r>
-        <w:rPr>
-          <w:rFonts w:ascii="Courier New" w:eastAsia="Times New Roman" w:hAnsi="Courier New" w:cs="Courier New"/>
-          <w:kern w:val="0"/>
-          <w:sz w:val="20"/>
-          <w:szCs w:val="20"/>
-          <w:lang w:eastAsia="fr-CA"/>
-          <w14:ligatures w14:val="none"/>
-        </w:rPr>
-        <w:t>id_vente</w:t>
+      <w:proofErr w:type="gramStart"/>
+      <w:r>
+        <w:rPr>
+          <w:rFonts w:ascii="Courier New" w:eastAsia="Times New Roman" w:hAnsi="Courier New" w:cs="Courier New"/>
+          <w:kern w:val="0"/>
+          <w:sz w:val="20"/>
+          <w:szCs w:val="20"/>
+          <w:lang w:eastAsia="fr-CA"/>
+          <w14:ligatures w14:val="none"/>
+        </w:rPr>
+        <w:t>id</w:t>
+      </w:r>
+      <w:proofErr w:type="gramEnd"/>
+      <w:r>
+        <w:rPr>
+          <w:rFonts w:ascii="Courier New" w:eastAsia="Times New Roman" w:hAnsi="Courier New" w:cs="Courier New"/>
+          <w:kern w:val="0"/>
+          <w:sz w:val="20"/>
+          <w:szCs w:val="20"/>
+          <w:lang w:eastAsia="fr-CA"/>
+          <w14:ligatures w14:val="none"/>
+        </w:rPr>
+        <w:t>_vente</w:t>
       </w:r>
       <w:proofErr w:type="spellEnd"/>
       <w:r>
@@ -21364,16 +21747,29 @@
         <w:t xml:space="preserve">    </w:t>
       </w:r>
       <w:proofErr w:type="spellStart"/>
-      <w:r>
-        <w:rPr>
-          <w:rFonts w:ascii="Courier New" w:eastAsia="Times New Roman" w:hAnsi="Courier New" w:cs="Courier New"/>
-          <w:kern w:val="0"/>
-          <w:sz w:val="20"/>
-          <w:szCs w:val="20"/>
-          <w:lang w:eastAsia="fr-CA"/>
-          <w14:ligatures w14:val="none"/>
-        </w:rPr>
-        <w:t>id_lot</w:t>
+      <w:proofErr w:type="gramStart"/>
+      <w:r>
+        <w:rPr>
+          <w:rFonts w:ascii="Courier New" w:eastAsia="Times New Roman" w:hAnsi="Courier New" w:cs="Courier New"/>
+          <w:kern w:val="0"/>
+          <w:sz w:val="20"/>
+          <w:szCs w:val="20"/>
+          <w:lang w:eastAsia="fr-CA"/>
+          <w14:ligatures w14:val="none"/>
+        </w:rPr>
+        <w:t>id</w:t>
+      </w:r>
+      <w:proofErr w:type="gramEnd"/>
+      <w:r>
+        <w:rPr>
+          <w:rFonts w:ascii="Courier New" w:eastAsia="Times New Roman" w:hAnsi="Courier New" w:cs="Courier New"/>
+          <w:kern w:val="0"/>
+          <w:sz w:val="20"/>
+          <w:szCs w:val="20"/>
+          <w:lang w:eastAsia="fr-CA"/>
+          <w14:ligatures w14:val="none"/>
+        </w:rPr>
+        <w:t>_lot</w:t>
       </w:r>
       <w:proofErr w:type="spellEnd"/>
       <w:r>
@@ -21430,6 +21826,7 @@
         <w:t xml:space="preserve">    </w:t>
       </w:r>
       <w:proofErr w:type="spellStart"/>
+      <w:proofErr w:type="gramStart"/>
       <w:r>
         <w:rPr>
           <w:rFonts w:ascii="Courier New" w:eastAsia="Times New Roman" w:hAnsi="Courier New" w:cs="Courier New"/>
@@ -21442,6 +21839,7 @@
         <w:t>quantite</w:t>
       </w:r>
       <w:proofErr w:type="spellEnd"/>
+      <w:proofErr w:type="gramEnd"/>
       <w:r>
         <w:rPr>
           <w:rFonts w:ascii="Courier New" w:eastAsia="Times New Roman" w:hAnsi="Courier New" w:cs="Courier New"/>
@@ -21496,16 +21894,29 @@
         <w:t xml:space="preserve">    </w:t>
       </w:r>
       <w:proofErr w:type="spellStart"/>
-      <w:r>
-        <w:rPr>
-          <w:rFonts w:ascii="Courier New" w:eastAsia="Times New Roman" w:hAnsi="Courier New" w:cs="Courier New"/>
-          <w:kern w:val="0"/>
-          <w:sz w:val="20"/>
-          <w:szCs w:val="20"/>
-          <w:lang w:eastAsia="fr-CA"/>
-          <w14:ligatures w14:val="none"/>
-        </w:rPr>
-        <w:t>prix_unitaire</w:t>
+      <w:proofErr w:type="gramStart"/>
+      <w:r>
+        <w:rPr>
+          <w:rFonts w:ascii="Courier New" w:eastAsia="Times New Roman" w:hAnsi="Courier New" w:cs="Courier New"/>
+          <w:kern w:val="0"/>
+          <w:sz w:val="20"/>
+          <w:szCs w:val="20"/>
+          <w:lang w:eastAsia="fr-CA"/>
+          <w14:ligatures w14:val="none"/>
+        </w:rPr>
+        <w:t>prix</w:t>
+      </w:r>
+      <w:proofErr w:type="gramEnd"/>
+      <w:r>
+        <w:rPr>
+          <w:rFonts w:ascii="Courier New" w:eastAsia="Times New Roman" w:hAnsi="Courier New" w:cs="Courier New"/>
+          <w:kern w:val="0"/>
+          <w:sz w:val="20"/>
+          <w:szCs w:val="20"/>
+          <w:lang w:eastAsia="fr-CA"/>
+          <w14:ligatures w14:val="none"/>
+        </w:rPr>
+        <w:t>_unitaire</w:t>
       </w:r>
       <w:proofErr w:type="spellEnd"/>
       <w:r>
@@ -22090,6 +22501,7 @@
         <w:t xml:space="preserve">    </w:t>
       </w:r>
       <w:proofErr w:type="spellStart"/>
+      <w:proofErr w:type="gramStart"/>
       <w:r>
         <w:rPr>
           <w:rFonts w:ascii="Courier New" w:eastAsia="Times New Roman" w:hAnsi="Courier New" w:cs="Courier New"/>
@@ -22102,6 +22514,7 @@
         <w:t>quantite</w:t>
       </w:r>
       <w:proofErr w:type="spellEnd"/>
+      <w:proofErr w:type="gramEnd"/>
       <w:r>
         <w:rPr>
           <w:rFonts w:ascii="Courier New" w:eastAsia="Times New Roman" w:hAnsi="Courier New" w:cs="Courier New"/>
@@ -22156,16 +22569,29 @@
         <w:t xml:space="preserve">    </w:t>
       </w:r>
       <w:proofErr w:type="spellStart"/>
-      <w:r>
-        <w:rPr>
-          <w:rFonts w:ascii="Courier New" w:eastAsia="Times New Roman" w:hAnsi="Courier New" w:cs="Courier New"/>
-          <w:kern w:val="0"/>
-          <w:sz w:val="20"/>
-          <w:szCs w:val="20"/>
-          <w:lang w:eastAsia="fr-CA"/>
-          <w14:ligatures w14:val="none"/>
-        </w:rPr>
-        <w:t>type_mouvement</w:t>
+      <w:proofErr w:type="gramStart"/>
+      <w:r>
+        <w:rPr>
+          <w:rFonts w:ascii="Courier New" w:eastAsia="Times New Roman" w:hAnsi="Courier New" w:cs="Courier New"/>
+          <w:kern w:val="0"/>
+          <w:sz w:val="20"/>
+          <w:szCs w:val="20"/>
+          <w:lang w:eastAsia="fr-CA"/>
+          <w14:ligatures w14:val="none"/>
+        </w:rPr>
+        <w:t>type</w:t>
+      </w:r>
+      <w:proofErr w:type="gramEnd"/>
+      <w:r>
+        <w:rPr>
+          <w:rFonts w:ascii="Courier New" w:eastAsia="Times New Roman" w:hAnsi="Courier New" w:cs="Courier New"/>
+          <w:kern w:val="0"/>
+          <w:sz w:val="20"/>
+          <w:szCs w:val="20"/>
+          <w:lang w:eastAsia="fr-CA"/>
+          <w14:ligatures w14:val="none"/>
+        </w:rPr>
+        <w:t>_mouvement</w:t>
       </w:r>
       <w:proofErr w:type="spellEnd"/>
       <w:r>
@@ -22222,16 +22648,29 @@
         <w:t xml:space="preserve">    </w:t>
       </w:r>
       <w:proofErr w:type="spellStart"/>
-      <w:r>
-        <w:rPr>
-          <w:rFonts w:ascii="Courier New" w:eastAsia="Times New Roman" w:hAnsi="Courier New" w:cs="Courier New"/>
-          <w:kern w:val="0"/>
-          <w:sz w:val="20"/>
-          <w:szCs w:val="20"/>
-          <w:lang w:eastAsia="fr-CA"/>
-          <w14:ligatures w14:val="none"/>
-        </w:rPr>
-        <w:t>date_mouvement</w:t>
+      <w:proofErr w:type="gramStart"/>
+      <w:r>
+        <w:rPr>
+          <w:rFonts w:ascii="Courier New" w:eastAsia="Times New Roman" w:hAnsi="Courier New" w:cs="Courier New"/>
+          <w:kern w:val="0"/>
+          <w:sz w:val="20"/>
+          <w:szCs w:val="20"/>
+          <w:lang w:eastAsia="fr-CA"/>
+          <w14:ligatures w14:val="none"/>
+        </w:rPr>
+        <w:t>date</w:t>
+      </w:r>
+      <w:proofErr w:type="gramEnd"/>
+      <w:r>
+        <w:rPr>
+          <w:rFonts w:ascii="Courier New" w:eastAsia="Times New Roman" w:hAnsi="Courier New" w:cs="Courier New"/>
+          <w:kern w:val="0"/>
+          <w:sz w:val="20"/>
+          <w:szCs w:val="20"/>
+          <w:lang w:eastAsia="fr-CA"/>
+          <w14:ligatures w14:val="none"/>
+        </w:rPr>
+        <w:t>_mouvement</w:t>
       </w:r>
       <w:proofErr w:type="spellEnd"/>
       <w:r>
@@ -22288,16 +22727,29 @@
         <w:t xml:space="preserve">    </w:t>
       </w:r>
       <w:proofErr w:type="spellStart"/>
-      <w:r>
-        <w:rPr>
-          <w:rFonts w:ascii="Courier New" w:eastAsia="Times New Roman" w:hAnsi="Courier New" w:cs="Courier New"/>
-          <w:kern w:val="0"/>
-          <w:sz w:val="20"/>
-          <w:szCs w:val="20"/>
-          <w:lang w:eastAsia="fr-CA"/>
-          <w14:ligatures w14:val="none"/>
-        </w:rPr>
-        <w:t>id_utilisateur</w:t>
+      <w:proofErr w:type="gramStart"/>
+      <w:r>
+        <w:rPr>
+          <w:rFonts w:ascii="Courier New" w:eastAsia="Times New Roman" w:hAnsi="Courier New" w:cs="Courier New"/>
+          <w:kern w:val="0"/>
+          <w:sz w:val="20"/>
+          <w:szCs w:val="20"/>
+          <w:lang w:eastAsia="fr-CA"/>
+          <w14:ligatures w14:val="none"/>
+        </w:rPr>
+        <w:t>id</w:t>
+      </w:r>
+      <w:proofErr w:type="gramEnd"/>
+      <w:r>
+        <w:rPr>
+          <w:rFonts w:ascii="Courier New" w:eastAsia="Times New Roman" w:hAnsi="Courier New" w:cs="Courier New"/>
+          <w:kern w:val="0"/>
+          <w:sz w:val="20"/>
+          <w:szCs w:val="20"/>
+          <w:lang w:eastAsia="fr-CA"/>
+          <w14:ligatures w14:val="none"/>
+        </w:rPr>
+        <w:t>_utilisateur</w:t>
       </w:r>
       <w:proofErr w:type="spellEnd"/>
       <w:r>
@@ -22913,6 +23365,7 @@
         <w:t>, SUM(</w:t>
       </w:r>
       <w:proofErr w:type="spellStart"/>
+      <w:proofErr w:type="gramStart"/>
       <w:r>
         <w:rPr>
           <w:rFonts w:ascii="Courier New" w:eastAsia="Times New Roman" w:hAnsi="Courier New" w:cs="Courier New"/>
@@ -22925,6 +23378,7 @@
         <w:t>LS.quantite</w:t>
       </w:r>
       <w:proofErr w:type="spellEnd"/>
+      <w:proofErr w:type="gramEnd"/>
       <w:r>
         <w:rPr>
           <w:rFonts w:ascii="Courier New" w:eastAsia="Times New Roman" w:hAnsi="Courier New" w:cs="Courier New"/>
@@ -23261,6 +23715,7 @@
         </w:rPr>
       </w:pPr>
       <w:proofErr w:type="spellStart"/>
+      <w:proofErr w:type="gramStart"/>
       <w:r>
         <w:rPr>
           <w:rFonts w:ascii="Courier New" w:eastAsia="Times New Roman" w:hAnsi="Courier New" w:cs="Courier New"/>
@@ -23273,6 +23728,7 @@
         <w:t>sql</w:t>
       </w:r>
       <w:proofErr w:type="spellEnd"/>
+      <w:proofErr w:type="gramEnd"/>
     </w:p>
     <w:p>
       <w:pPr>
@@ -23450,6 +23906,7 @@
         <w:t xml:space="preserve"> AS produit, SUM(</w:t>
       </w:r>
       <w:proofErr w:type="spellStart"/>
+      <w:proofErr w:type="gramStart"/>
       <w:r>
         <w:rPr>
           <w:rFonts w:ascii="Courier New" w:eastAsia="Times New Roman" w:hAnsi="Courier New" w:cs="Courier New"/>
@@ -23462,6 +23919,7 @@
         <w:t>LV.quantite</w:t>
       </w:r>
       <w:proofErr w:type="spellEnd"/>
+      <w:proofErr w:type="gramEnd"/>
       <w:r>
         <w:rPr>
           <w:rFonts w:ascii="Courier New" w:eastAsia="Times New Roman" w:hAnsi="Courier New" w:cs="Courier New"/>
@@ -23856,16 +24314,29 @@
         <w:t xml:space="preserve">WHERE </w:t>
       </w:r>
       <w:proofErr w:type="spellStart"/>
-      <w:r>
-        <w:rPr>
-          <w:rFonts w:ascii="Courier New" w:eastAsia="Times New Roman" w:hAnsi="Courier New" w:cs="Courier New"/>
-          <w:kern w:val="0"/>
-          <w:sz w:val="20"/>
-          <w:szCs w:val="20"/>
-          <w:lang w:val="en-US" w:eastAsia="fr-CA"/>
-          <w14:ligatures w14:val="none"/>
-        </w:rPr>
-        <w:t>V.date_vente</w:t>
+      <w:proofErr w:type="gramStart"/>
+      <w:r>
+        <w:rPr>
+          <w:rFonts w:ascii="Courier New" w:eastAsia="Times New Roman" w:hAnsi="Courier New" w:cs="Courier New"/>
+          <w:kern w:val="0"/>
+          <w:sz w:val="20"/>
+          <w:szCs w:val="20"/>
+          <w:lang w:val="en-US" w:eastAsia="fr-CA"/>
+          <w14:ligatures w14:val="none"/>
+        </w:rPr>
+        <w:t>V.date</w:t>
+      </w:r>
+      <w:proofErr w:type="gramEnd"/>
+      <w:r>
+        <w:rPr>
+          <w:rFonts w:ascii="Courier New" w:eastAsia="Times New Roman" w:hAnsi="Courier New" w:cs="Courier New"/>
+          <w:kern w:val="0"/>
+          <w:sz w:val="20"/>
+          <w:szCs w:val="20"/>
+          <w:lang w:val="en-US" w:eastAsia="fr-CA"/>
+          <w14:ligatures w14:val="none"/>
+        </w:rPr>
+        <w:t>_vente</w:t>
       </w:r>
       <w:proofErr w:type="spellEnd"/>
       <w:r>
@@ -24120,6 +24591,7 @@
         </w:rPr>
       </w:pPr>
       <w:proofErr w:type="spellStart"/>
+      <w:proofErr w:type="gramStart"/>
       <w:r>
         <w:rPr>
           <w:rFonts w:ascii="Courier New" w:eastAsia="Times New Roman" w:hAnsi="Courier New" w:cs="Courier New"/>
@@ -24132,6 +24604,7 @@
         <w:t>sql</w:t>
       </w:r>
       <w:proofErr w:type="spellEnd"/>
+      <w:proofErr w:type="gramEnd"/>
     </w:p>
     <w:p>
       <w:pPr>
@@ -24309,16 +24782,29 @@
         <w:t xml:space="preserve"> AS produit, </w:t>
       </w:r>
       <w:proofErr w:type="spellStart"/>
-      <w:r>
-        <w:rPr>
-          <w:rFonts w:ascii="Courier New" w:eastAsia="Times New Roman" w:hAnsi="Courier New" w:cs="Courier New"/>
-          <w:kern w:val="0"/>
-          <w:sz w:val="20"/>
-          <w:szCs w:val="20"/>
-          <w:lang w:eastAsia="fr-CA"/>
-          <w14:ligatures w14:val="none"/>
-        </w:rPr>
-        <w:t>LS.date_expiration</w:t>
+      <w:proofErr w:type="gramStart"/>
+      <w:r>
+        <w:rPr>
+          <w:rFonts w:ascii="Courier New" w:eastAsia="Times New Roman" w:hAnsi="Courier New" w:cs="Courier New"/>
+          <w:kern w:val="0"/>
+          <w:sz w:val="20"/>
+          <w:szCs w:val="20"/>
+          <w:lang w:eastAsia="fr-CA"/>
+          <w14:ligatures w14:val="none"/>
+        </w:rPr>
+        <w:t>LS.date</w:t>
+      </w:r>
+      <w:proofErr w:type="gramEnd"/>
+      <w:r>
+        <w:rPr>
+          <w:rFonts w:ascii="Courier New" w:eastAsia="Times New Roman" w:hAnsi="Courier New" w:cs="Courier New"/>
+          <w:kern w:val="0"/>
+          <w:sz w:val="20"/>
+          <w:szCs w:val="20"/>
+          <w:lang w:eastAsia="fr-CA"/>
+          <w14:ligatures w14:val="none"/>
+        </w:rPr>
+        <w:t>_expiration</w:t>
       </w:r>
       <w:proofErr w:type="spellEnd"/>
       <w:r>
@@ -24557,16 +25043,29 @@
         <w:t xml:space="preserve">WHERE </w:t>
       </w:r>
       <w:proofErr w:type="spellStart"/>
-      <w:r>
-        <w:rPr>
-          <w:rFonts w:ascii="Courier New" w:eastAsia="Times New Roman" w:hAnsi="Courier New" w:cs="Courier New"/>
-          <w:kern w:val="0"/>
-          <w:sz w:val="20"/>
-          <w:szCs w:val="20"/>
-          <w:lang w:val="en-US" w:eastAsia="fr-CA"/>
-          <w14:ligatures w14:val="none"/>
-        </w:rPr>
-        <w:t>LS.date_expiration</w:t>
+      <w:proofErr w:type="gramStart"/>
+      <w:r>
+        <w:rPr>
+          <w:rFonts w:ascii="Courier New" w:eastAsia="Times New Roman" w:hAnsi="Courier New" w:cs="Courier New"/>
+          <w:kern w:val="0"/>
+          <w:sz w:val="20"/>
+          <w:szCs w:val="20"/>
+          <w:lang w:val="en-US" w:eastAsia="fr-CA"/>
+          <w14:ligatures w14:val="none"/>
+        </w:rPr>
+        <w:t>LS.date</w:t>
+      </w:r>
+      <w:proofErr w:type="gramEnd"/>
+      <w:r>
+        <w:rPr>
+          <w:rFonts w:ascii="Courier New" w:eastAsia="Times New Roman" w:hAnsi="Courier New" w:cs="Courier New"/>
+          <w:kern w:val="0"/>
+          <w:sz w:val="20"/>
+          <w:szCs w:val="20"/>
+          <w:lang w:val="en-US" w:eastAsia="fr-CA"/>
+          <w14:ligatures w14:val="none"/>
+        </w:rPr>
+        <w:t>_expiration</w:t>
       </w:r>
       <w:proofErr w:type="spellEnd"/>
       <w:r>
@@ -24681,6 +25180,7 @@
         </w:rPr>
       </w:pPr>
       <w:proofErr w:type="spellStart"/>
+      <w:proofErr w:type="gramStart"/>
       <w:r>
         <w:rPr>
           <w:rFonts w:ascii="Courier New" w:eastAsia="Times New Roman" w:hAnsi="Courier New" w:cs="Courier New"/>
@@ -24693,6 +25193,7 @@
         <w:t>sql</w:t>
       </w:r>
       <w:proofErr w:type="spellEnd"/>
+      <w:proofErr w:type="gramEnd"/>
     </w:p>
     <w:p>
       <w:pPr>
@@ -24822,16 +25323,29 @@
         <w:t>SELECT DATE(</w:t>
       </w:r>
       <w:proofErr w:type="spellStart"/>
-      <w:r>
-        <w:rPr>
-          <w:rFonts w:ascii="Courier New" w:eastAsia="Times New Roman" w:hAnsi="Courier New" w:cs="Courier New"/>
-          <w:kern w:val="0"/>
-          <w:sz w:val="20"/>
-          <w:szCs w:val="20"/>
-          <w:lang w:eastAsia="fr-CA"/>
-          <w14:ligatures w14:val="none"/>
-        </w:rPr>
-        <w:t>V.date_vente</w:t>
+      <w:proofErr w:type="gramStart"/>
+      <w:r>
+        <w:rPr>
+          <w:rFonts w:ascii="Courier New" w:eastAsia="Times New Roman" w:hAnsi="Courier New" w:cs="Courier New"/>
+          <w:kern w:val="0"/>
+          <w:sz w:val="20"/>
+          <w:szCs w:val="20"/>
+          <w:lang w:eastAsia="fr-CA"/>
+          <w14:ligatures w14:val="none"/>
+        </w:rPr>
+        <w:t>V.date</w:t>
+      </w:r>
+      <w:proofErr w:type="gramEnd"/>
+      <w:r>
+        <w:rPr>
+          <w:rFonts w:ascii="Courier New" w:eastAsia="Times New Roman" w:hAnsi="Courier New" w:cs="Courier New"/>
+          <w:kern w:val="0"/>
+          <w:sz w:val="20"/>
+          <w:szCs w:val="20"/>
+          <w:lang w:eastAsia="fr-CA"/>
+          <w14:ligatures w14:val="none"/>
+        </w:rPr>
+        <w:t>_vente</w:t>
       </w:r>
       <w:proofErr w:type="spellEnd"/>
       <w:r>
@@ -24967,16 +25481,29 @@
         <w:t xml:space="preserve">WHERE </w:t>
       </w:r>
       <w:proofErr w:type="spellStart"/>
-      <w:r>
-        <w:rPr>
-          <w:rFonts w:ascii="Courier New" w:eastAsia="Times New Roman" w:hAnsi="Courier New" w:cs="Courier New"/>
-          <w:kern w:val="0"/>
-          <w:sz w:val="20"/>
-          <w:szCs w:val="20"/>
-          <w:lang w:val="en-US" w:eastAsia="fr-CA"/>
-          <w14:ligatures w14:val="none"/>
-        </w:rPr>
-        <w:t>V.date_vente</w:t>
+      <w:proofErr w:type="gramStart"/>
+      <w:r>
+        <w:rPr>
+          <w:rFonts w:ascii="Courier New" w:eastAsia="Times New Roman" w:hAnsi="Courier New" w:cs="Courier New"/>
+          <w:kern w:val="0"/>
+          <w:sz w:val="20"/>
+          <w:szCs w:val="20"/>
+          <w:lang w:val="en-US" w:eastAsia="fr-CA"/>
+          <w14:ligatures w14:val="none"/>
+        </w:rPr>
+        <w:t>V.date</w:t>
+      </w:r>
+      <w:proofErr w:type="gramEnd"/>
+      <w:r>
+        <w:rPr>
+          <w:rFonts w:ascii="Courier New" w:eastAsia="Times New Roman" w:hAnsi="Courier New" w:cs="Courier New"/>
+          <w:kern w:val="0"/>
+          <w:sz w:val="20"/>
+          <w:szCs w:val="20"/>
+          <w:lang w:val="en-US" w:eastAsia="fr-CA"/>
+          <w14:ligatures w14:val="none"/>
+        </w:rPr>
+        <w:t>_vente</w:t>
       </w:r>
       <w:proofErr w:type="spellEnd"/>
       <w:r>
@@ -25033,16 +25560,29 @@
         <w:t>GROUP BY DATE(</w:t>
       </w:r>
       <w:proofErr w:type="spellStart"/>
-      <w:r>
-        <w:rPr>
-          <w:rFonts w:ascii="Courier New" w:eastAsia="Times New Roman" w:hAnsi="Courier New" w:cs="Courier New"/>
-          <w:kern w:val="0"/>
-          <w:sz w:val="20"/>
-          <w:szCs w:val="20"/>
-          <w:lang w:val="en-US" w:eastAsia="fr-CA"/>
-          <w14:ligatures w14:val="none"/>
-        </w:rPr>
-        <w:t>V.date_vente</w:t>
+      <w:proofErr w:type="gramStart"/>
+      <w:r>
+        <w:rPr>
+          <w:rFonts w:ascii="Courier New" w:eastAsia="Times New Roman" w:hAnsi="Courier New" w:cs="Courier New"/>
+          <w:kern w:val="0"/>
+          <w:sz w:val="20"/>
+          <w:szCs w:val="20"/>
+          <w:lang w:val="en-US" w:eastAsia="fr-CA"/>
+          <w14:ligatures w14:val="none"/>
+        </w:rPr>
+        <w:t>V.date</w:t>
+      </w:r>
+      <w:proofErr w:type="gramEnd"/>
+      <w:r>
+        <w:rPr>
+          <w:rFonts w:ascii="Courier New" w:eastAsia="Times New Roman" w:hAnsi="Courier New" w:cs="Courier New"/>
+          <w:kern w:val="0"/>
+          <w:sz w:val="20"/>
+          <w:szCs w:val="20"/>
+          <w:lang w:val="en-US" w:eastAsia="fr-CA"/>
+          <w14:ligatures w14:val="none"/>
+        </w:rPr>
+        <w:t>_vente</w:t>
       </w:r>
       <w:proofErr w:type="spellEnd"/>
       <w:r>
@@ -25175,6 +25715,7 @@
         </w:rPr>
       </w:pPr>
       <w:proofErr w:type="spellStart"/>
+      <w:proofErr w:type="gramStart"/>
       <w:r>
         <w:rPr>
           <w:rFonts w:ascii="Courier New" w:eastAsia="Times New Roman" w:hAnsi="Courier New" w:cs="Courier New"/>
@@ -25187,6 +25728,7 @@
         <w:t>sql</w:t>
       </w:r>
       <w:proofErr w:type="spellEnd"/>
+      <w:proofErr w:type="gramEnd"/>
     </w:p>
     <w:p>
       <w:pPr>
@@ -25364,6 +25906,7 @@
         <w:t xml:space="preserve"> AS produit, SUM(</w:t>
       </w:r>
       <w:proofErr w:type="spellStart"/>
+      <w:proofErr w:type="gramStart"/>
       <w:r>
         <w:rPr>
           <w:rFonts w:ascii="Courier New" w:eastAsia="Times New Roman" w:hAnsi="Courier New" w:cs="Courier New"/>
@@ -25376,6 +25919,7 @@
         <w:t>LS.quantite</w:t>
       </w:r>
       <w:proofErr w:type="spellEnd"/>
+      <w:proofErr w:type="gramEnd"/>
       <w:r>
         <w:rPr>
           <w:rFonts w:ascii="Courier New" w:eastAsia="Times New Roman" w:hAnsi="Courier New" w:cs="Courier New"/>
@@ -25730,8 +26274,21 @@
           <w:lang w:val="en-US" w:eastAsia="fr-CA"/>
           <w14:ligatures w14:val="none"/>
         </w:rPr>
-        <w:t xml:space="preserve"> ASC;</w:t>
-      </w:r>
+        <w:t xml:space="preserve"> </w:t>
+      </w:r>
+      <w:proofErr w:type="gramStart"/>
+      <w:r>
+        <w:rPr>
+          <w:rFonts w:ascii="Courier New" w:eastAsia="Times New Roman" w:hAnsi="Courier New" w:cs="Courier New"/>
+          <w:kern w:val="0"/>
+          <w:sz w:val="20"/>
+          <w:szCs w:val="20"/>
+          <w:lang w:val="en-US" w:eastAsia="fr-CA"/>
+          <w14:ligatures w14:val="none"/>
+        </w:rPr>
+        <w:t>ASC;</w:t>
+      </w:r>
+      <w:proofErr w:type="gramEnd"/>
     </w:p>
     <w:p>
       <w:pPr>
@@ -25793,6 +26350,7 @@
         </w:rPr>
       </w:pPr>
       <w:proofErr w:type="spellStart"/>
+      <w:proofErr w:type="gramStart"/>
       <w:r>
         <w:rPr>
           <w:rFonts w:ascii="Courier New" w:eastAsia="Times New Roman" w:hAnsi="Courier New" w:cs="Courier New"/>
@@ -25805,6 +26363,7 @@
         <w:t>sql</w:t>
       </w:r>
       <w:proofErr w:type="spellEnd"/>
+      <w:proofErr w:type="gramEnd"/>
     </w:p>
     <w:p>
       <w:pPr>
@@ -25994,6 +26553,7 @@
         <w:t>date_expiration</w:t>
       </w:r>
       <w:proofErr w:type="spellEnd"/>
+      <w:proofErr w:type="gramStart"/>
       <w:r>
         <w:rPr>
           <w:rFonts w:ascii="Courier New" w:eastAsia="Times New Roman" w:hAnsi="Courier New" w:cs="Courier New"/>
@@ -26005,6 +26565,7 @@
         </w:rPr>
         <w:t>);</w:t>
       </w:r>
+      <w:proofErr w:type="gramEnd"/>
     </w:p>
     <w:p>
       <w:pPr>
@@ -26142,7 +26703,31 @@
           <w:lang w:eastAsia="fr-CA"/>
           <w14:ligatures w14:val="none"/>
         </w:rPr>
-        <w:t xml:space="preserve"> ON Ventes(</w:t>
+        <w:t xml:space="preserve"> ON </w:t>
+      </w:r>
+      <w:proofErr w:type="gramStart"/>
+      <w:r>
+        <w:rPr>
+          <w:rFonts w:ascii="Courier New" w:eastAsia="Times New Roman" w:hAnsi="Courier New" w:cs="Courier New"/>
+          <w:kern w:val="0"/>
+          <w:sz w:val="20"/>
+          <w:szCs w:val="20"/>
+          <w:lang w:eastAsia="fr-CA"/>
+          <w14:ligatures w14:val="none"/>
+        </w:rPr>
+        <w:t>Ventes</w:t>
+      </w:r>
+      <w:proofErr w:type="gramEnd"/>
+      <w:r>
+        <w:rPr>
+          <w:rFonts w:ascii="Courier New" w:eastAsia="Times New Roman" w:hAnsi="Courier New" w:cs="Courier New"/>
+          <w:kern w:val="0"/>
+          <w:sz w:val="20"/>
+          <w:szCs w:val="20"/>
+          <w:lang w:eastAsia="fr-CA"/>
+          <w14:ligatures w14:val="none"/>
+        </w:rPr>
+        <w:t>(</w:t>
       </w:r>
       <w:proofErr w:type="spellStart"/>
       <w:r>
@@ -26369,6 +26954,7 @@
         <w:t>id_produit</w:t>
       </w:r>
       <w:proofErr w:type="spellEnd"/>
+      <w:proofErr w:type="gramStart"/>
       <w:r>
         <w:rPr>
           <w:rFonts w:ascii="Courier New" w:eastAsia="Times New Roman" w:hAnsi="Courier New" w:cs="Courier New"/>
@@ -26380,6 +26966,7 @@
         </w:rPr>
         <w:t>);</w:t>
       </w:r>
+      <w:proofErr w:type="gramEnd"/>
     </w:p>
     <w:p>
       <w:pPr>
@@ -26399,7 +26986,7 @@
           <w14:ligatures w14:val="none"/>
         </w:rPr>
         <w:pict w14:anchorId="3C183C08">
-          <v:rect id="_x0000_i1053" style="width:0;height:1.5pt" o:hralign="center" o:hrstd="t" o:hr="t" fillcolor="#a0a0a0" stroked="f"/>
+          <v:rect id="_x0000_i1030" style="width:0;height:1.5pt" o:hralign="center" o:hrstd="t" o:hr="t" fillcolor="#a0a0a0" stroked="f"/>
         </w:pict>
       </w:r>
     </w:p>
@@ -28811,7 +29398,27 @@
           <w:lang w:eastAsia="fr-CA"/>
           <w14:ligatures w14:val="none"/>
         </w:rPr>
-        <w:t>Création de nouveaux utilisateurs (nom, email, rôle).</w:t>
+        <w:t xml:space="preserve">Création de nouveaux utilisateurs (nom, </w:t>
+      </w:r>
+      <w:proofErr w:type="gramStart"/>
+      <w:r>
+        <w:rPr>
+          <w:rFonts w:ascii="Times New Roman" w:eastAsia="Times New Roman" w:hAnsi="Times New Roman" w:cs="Times New Roman"/>
+          <w:kern w:val="0"/>
+          <w:lang w:eastAsia="fr-CA"/>
+          <w14:ligatures w14:val="none"/>
+        </w:rPr>
+        <w:t>email</w:t>
+      </w:r>
+      <w:proofErr w:type="gramEnd"/>
+      <w:r>
+        <w:rPr>
+          <w:rFonts w:ascii="Times New Roman" w:eastAsia="Times New Roman" w:hAnsi="Times New Roman" w:cs="Times New Roman"/>
+          <w:kern w:val="0"/>
+          <w:lang w:eastAsia="fr-CA"/>
+          <w14:ligatures w14:val="none"/>
+        </w:rPr>
+        <w:t>, rôle).</w:t>
       </w:r>
     </w:p>
     <w:p>
@@ -29607,7 +30214,7 @@
           <w14:ligatures w14:val="none"/>
         </w:rPr>
         <w:pict w14:anchorId="0ECEBC2D">
-          <v:rect id="_x0000_i1055" style="width:0;height:1.5pt" o:hralign="center" o:hrstd="t" o:hr="t" fillcolor="#a0a0a0" stroked="f"/>
+          <v:rect id="_x0000_i1031" style="width:0;height:1.5pt" o:hralign="center" o:hrstd="t" o:hr="t" fillcolor="#a0a0a0" stroked="f"/>
         </w:pict>
       </w:r>
     </w:p>
@@ -30049,7 +30656,7 @@
           <w14:ligatures w14:val="none"/>
         </w:rPr>
         <w:pict w14:anchorId="2C15C0D2">
-          <v:rect id="_x0000_i1056" style="width:0;height:1.5pt" o:hralign="center" o:hrstd="t" o:hr="t" fillcolor="#a0a0a0" stroked="f"/>
+          <v:rect id="_x0000_i1032" style="width:0;height:1.5pt" o:hralign="center" o:hrstd="t" o:hr="t" fillcolor="#a0a0a0" stroked="f"/>
         </w:pict>
       </w:r>
     </w:p>
@@ -35527,6 +36134,7 @@
   <w:style w:type="character" w:default="1" w:styleId="Policepardfaut">
     <w:name w:val="Default Paragraph Font"/>
     <w:uiPriority w:val="1"/>
+    <w:semiHidden/>
     <w:unhideWhenUsed/>
   </w:style>
   <w:style w:type="table" w:default="1" w:styleId="TableauNormal">
